--- a/klagomål/A 26552-2026 FSC-klagomål.docx
+++ b/klagomål/A 26552-2026 FSC-klagomål.docx
@@ -671,7 +671,7 @@
     <w:r>
       <w:tab/>
       <w:tab/>
-      <w:t>2026-06-15</w:t>
+      <w:t>2026-06-16</w:t>
       <w:br/>
       <w:br/>
     </w:r>

--- a/klagomål/A 26552-2026 FSC-klagomål.docx
+++ b/klagomål/A 26552-2026 FSC-klagomål.docx
@@ -671,7 +671,7 @@
     <w:r>
       <w:tab/>
       <w:tab/>
-      <w:t>2026-06-16</w:t>
+      <w:t>2026-06-17</w:t>
       <w:br/>
       <w:br/>
     </w:r>

--- a/klagomål/A 26552-2026 FSC-klagomål.docx
+++ b/klagomål/A 26552-2026 FSC-klagomål.docx
@@ -1,6 +1,6 @@
 
 <file path=word/document.xml><?xml version="1.0" encoding="utf-8"?>
-<w:document xmlns:wpc="http://schemas.microsoft.com/office/word/2010/wordprocessingCanvas" xmlns:cx="http://schemas.microsoft.com/office/drawing/2014/chartex" xmlns:cx1="http://schemas.microsoft.com/office/drawing/2015/9/8/chartex" xmlns:cx2="http://schemas.microsoft.com/office/drawing/2015/10/21/chartex" xmlns:cx3="http://schemas.microsoft.com/office/drawing/2016/5/9/chartex" xmlns:cx4="http://schemas.microsoft.com/office/drawing/2016/5/10/chartex" xmlns:cx5="http://schemas.microsoft.com/office/drawing/2016/5/11/chartex" xmlns:cx6="http://schemas.microsoft.com/office/drawing/2016/5/12/chartex" xmlns:cx7="http://schemas.microsoft.com/office/drawing/2016/5/13/chartex" xmlns:cx8="http://schemas.microsoft.com/office/drawing/2016/5/14/chartex" xmlns:mc="http://schemas.openxmlformats.org/markup-compatibility/2006" xmlns:aink="http://schemas.microsoft.com/office/drawing/2016/ink" xmlns:am3d="http://schemas.microsoft.com/office/drawing/2017/model3d" xmlns:o="urn:schemas-microsoft-com:office:office" xmlns:oel="http://schemas.microsoft.com/office/2019/extlst" xmlns:r="http://schemas.openxmlformats.org/officeDocument/2006/relationships" xmlns:m="http://schemas.openxmlformats.org/officeDocument/2006/math" xmlns:v="urn:schemas-microsoft-com:vml" xmlns:wp14="http://schemas.microsoft.com/office/word/2010/wordprocessingDrawing" xmlns:wp="http://schemas.openxmlformats.org/drawingml/2006/wordprocessingDrawing" xmlns:w10="urn:schemas-microsoft-com:office:word" xmlns:w="http://schemas.openxmlformats.org/wordprocessingml/2006/main" xmlns:w14="http://schemas.microsoft.com/office/word/2010/wordml" xmlns:w15="http://schemas.microsoft.com/office/word/2012/wordml" xmlns:w16cex="http://schemas.microsoft.com/office/word/2018/wordml/cex" xmlns:w16cid="http://schemas.microsoft.com/office/word/2016/wordml/cid" xmlns:w16="http://schemas.microsoft.com/office/word/2018/wordml" xmlns:w16sdtdh="http://schemas.microsoft.com/office/word/2020/wordml/sdtdatahash" xmlns:w16se="http://schemas.microsoft.com/office/word/2015/wordml/symex" xmlns:wpg="http://schemas.microsoft.com/office/word/2010/wordprocessingGroup" xmlns:wpi="http://schemas.microsoft.com/office/word/2010/wordprocessingInk" xmlns:wne="http://schemas.microsoft.com/office/word/2006/wordml" xmlns:wps="http://schemas.microsoft.com/office/word/2010/wordprocessingShape" mc:Ignorable="w14 w15 w16se w16cid w16 w16cex w16sdtdh wp14">
+<w:document xmlns:wpc="http://schemas.microsoft.com/office/word/2010/wordprocessingCanvas" xmlns:cx="http://schemas.microsoft.com/office/drawing/2014/chartex" xmlns:cx1="http://schemas.microsoft.com/office/drawing/2015/9/8/chartex" xmlns:cx2="http://schemas.microsoft.com/office/drawing/2015/10/21/chartex" xmlns:cx3="http://schemas.microsoft.com/office/drawing/2016/5/9/chartex" xmlns:cx4="http://schemas.microsoft.com/office/drawing/2016/5/10/chartex" xmlns:cx5="http://schemas.microsoft.com/office/drawing/2016/5/11/chartex" xmlns:cx6="http://schemas.microsoft.com/office/drawing/2016/5/12/chartex" xmlns:cx7="http://schemas.microsoft.com/office/drawing/2016/5/13/chartex" xmlns:cx8="http://schemas.microsoft.com/office/drawing/2016/5/14/chartex" xmlns:mc="http://schemas.openxmlformats.org/markup-compatibility/2006" xmlns:aink="http://schemas.microsoft.com/office/drawing/2016/ink" xmlns:am3d="http://schemas.microsoft.com/office/drawing/2017/model3d" xmlns:o="urn:schemas-microsoft-com:office:office" xmlns:oel="http://schemas.microsoft.com/office/2019/extlst" xmlns:r="http://schemas.openxmlformats.org/officeDocument/2006/relationships" xmlns:m="http://schemas.openxmlformats.org/officeDocument/2006/math" xmlns:v="urn:schemas-microsoft-com:vml" xmlns:wp14="http://schemas.microsoft.com/office/word/2010/wordprocessingDrawing" xmlns:wp="http://schemas.openxmlformats.org/drawingml/2006/wordprocessingDrawing" xmlns:w10="urn:schemas-microsoft-com:office:word" xmlns:w="http://schemas.openxmlformats.org/wordprocessingml/2006/main" xmlns:w14="http://schemas.microsoft.com/office/word/2010/wordml" xmlns:w15="http://schemas.microsoft.com/office/word/2012/wordml" xmlns:w16cex="http://schemas.microsoft.com/office/word/2018/wordml/cex" xmlns:w16cid="http://schemas.microsoft.com/office/word/2016/wordml/cid" xmlns:w16="http://schemas.microsoft.com/office/word/2018/wordml" xmlns:w16du="http://schemas.microsoft.com/office/word/2023/wordml/word16du" xmlns:w16sdtdh="http://schemas.microsoft.com/office/word/2020/wordml/sdtdatahash" xmlns:w16sdtfl="http://schemas.microsoft.com/office/word/2024/wordml/sdtformatlock" xmlns:w16se="http://schemas.microsoft.com/office/word/2015/wordml/symex" xmlns:wpg="http://schemas.microsoft.com/office/word/2010/wordprocessingGroup" xmlns:wpi="http://schemas.microsoft.com/office/word/2010/wordprocessingInk" xmlns:wne="http://schemas.microsoft.com/office/word/2006/wordml" xmlns:wps="http://schemas.microsoft.com/office/word/2010/wordprocessingShape" mc:Ignorable="w14 w15 w16se w16cid w16 w16cex w16sdtdh w16sdtfl w16du wp14">
   <w:body>
     <w:p>
       <w:r>
@@ -168,7 +168,7 @@
     </w:p>
     <w:p>
       <w:r>
-        <w:t>Detta dokument behandlar höga naturvärden i avverkningsanmälan A 26552-2026 i Östhammars kommun. Denna avverkningsanmälan inkom 2026-06-10 15:14:29 och omfattar 3,2 ha.</w:t>
+        <w:t>Detta dokument behandlar höga naturvärden i avverkningsanmälan A 26552-2026 i Östhammars kommun som inkom 2026-06-10 och omfattar 3,2 ha.</w:t>
       </w:r>
     </w:p>
     <w:p>
@@ -191,12 +191,15 @@
     </w:p>
     <w:p>
       <w:r>
-        <w:t>I avverkningsanmälan har följande 1 naturvårdsarter hittats: tibast (S). Arter som är signalarter enligt Skogsstyrelsen har markerats med (S).</w:t>
+        <w:t>I avverkningsanmälan har följande 1 naturvårdsarter hittats: tibast (S, T). Arter som är signalarter enligt Skogsstyrelsen har markerats med (S). Typiska arter inom Natura 2000 som är kopplade till skogsekosystem har markerats med (T).</w:t>
       </w:r>
     </w:p>
     <w:p>
       <w:r>
-        <w:t>De påträffade naturvårdsarterna är ett tydligt kvitto på att detta rör sig om en skog med höga naturvärden. I Figur 1 visas en karta över det avverkningsanmälda området, där samtliga fyndplatser för naturvårdsarter som finns registrerade på Artportalen har markerats.</w:t>
+        <w:t>De påträffade naturvårdsarterna är ett tydligt kvitto på att det rör sig om en skog med höga naturvärden.</w:t>
+      </w:r>
+      <w:r>
+        <w:t xml:space="preserve"> I Figur 1 visas fyndplatser för naturvårdsarter i området, som finns registrerade på Artportalen.</w:t>
       </w:r>
     </w:p>
     <w:p>
@@ -206,7 +209,7 @@
       <w:r>
         <w:drawing>
           <wp:inline xmlns:a="http://schemas.openxmlformats.org/drawingml/2006/main" xmlns:pic="http://schemas.openxmlformats.org/drawingml/2006/picture">
-            <wp:extent cx="5486400" cy="3296165"/>
+            <wp:extent cx="5486400" cy="4017704"/>
             <wp:docPr id="1" name="Picture 1"/>
             <wp:cNvGraphicFramePr>
               <a:graphicFrameLocks noChangeAspect="1"/>
@@ -227,7 +230,7 @@
                   <pic:spPr>
                     <a:xfrm>
                       <a:off x="0" y="0"/>
-                      <a:ext cx="5486400" cy="3296165"/>
+                      <a:ext cx="5486400" cy="4017704"/>
                     </a:xfrm>
                     <a:prstGeom prst="rect"/>
                   </pic:spPr>
@@ -241,9 +244,10 @@
     <w:p>
       <w:pPr>
         <w:pStyle w:val="Caption"/>
+        <w:spacing w:after="240"/>
       </w:pPr>
       <w:r>
-        <w:t>Figur 1. Fyndplatser för naturvårdsarter i det avverkningsanmälda området (röd linje). Markörer utan svart kant är placerade på fyndplatsen. Markörer med svart kant är placerade vid sidan av fyndplatsen och har ett svart streck som visar fyndplatsens exakta position. Kartans mittpunktskoordinat är N 6695860, E 668521 i SWEREF 99 TM.</w:t>
+        <w:t>Figur 1. Fyndplatser för naturvårdsarter i avverkningsanmälan (röd linje). Markörer utan svart kant är placerade på fyndplatsen. Markörer med svart kant är placerade vid sidan av fyndplatsen och har ett svart streck som visar fyndplatsens exakta position. Kartans mittpunktskoordinat är N 6695860, E 668521 i SWEREF 99 TM.</w:t>
       </w:r>
     </w:p>
     <w:p>
@@ -561,7 +565,7 @@
 </file>
 
 <file path=word/endnotes.xml><?xml version="1.0" encoding="utf-8"?>
-<w:endnotes xmlns:wpc="http://schemas.microsoft.com/office/word/2010/wordprocessingCanvas" xmlns:cx="http://schemas.microsoft.com/office/drawing/2014/chartex" xmlns:cx1="http://schemas.microsoft.com/office/drawing/2015/9/8/chartex" xmlns:cx2="http://schemas.microsoft.com/office/drawing/2015/10/21/chartex" xmlns:cx3="http://schemas.microsoft.com/office/drawing/2016/5/9/chartex" xmlns:cx4="http://schemas.microsoft.com/office/drawing/2016/5/10/chartex" xmlns:cx5="http://schemas.microsoft.com/office/drawing/2016/5/11/chartex" xmlns:cx6="http://schemas.microsoft.com/office/drawing/2016/5/12/chartex" xmlns:cx7="http://schemas.microsoft.com/office/drawing/2016/5/13/chartex" xmlns:cx8="http://schemas.microsoft.com/office/drawing/2016/5/14/chartex" xmlns:mc="http://schemas.openxmlformats.org/markup-compatibility/2006" xmlns:aink="http://schemas.microsoft.com/office/drawing/2016/ink" xmlns:am3d="http://schemas.microsoft.com/office/drawing/2017/model3d" xmlns:o="urn:schemas-microsoft-com:office:office" xmlns:oel="http://schemas.microsoft.com/office/2019/extlst" xmlns:r="http://schemas.openxmlformats.org/officeDocument/2006/relationships" xmlns:m="http://schemas.openxmlformats.org/officeDocument/2006/math" xmlns:v="urn:schemas-microsoft-com:vml" xmlns:wp14="http://schemas.microsoft.com/office/word/2010/wordprocessingDrawing" xmlns:wp="http://schemas.openxmlformats.org/drawingml/2006/wordprocessingDrawing" xmlns:w10="urn:schemas-microsoft-com:office:word" xmlns:w="http://schemas.openxmlformats.org/wordprocessingml/2006/main" xmlns:w14="http://schemas.microsoft.com/office/word/2010/wordml" xmlns:w15="http://schemas.microsoft.com/office/word/2012/wordml" xmlns:w16cex="http://schemas.microsoft.com/office/word/2018/wordml/cex" xmlns:w16cid="http://schemas.microsoft.com/office/word/2016/wordml/cid" xmlns:w16="http://schemas.microsoft.com/office/word/2018/wordml" xmlns:w16sdtdh="http://schemas.microsoft.com/office/word/2020/wordml/sdtdatahash" xmlns:w16se="http://schemas.microsoft.com/office/word/2015/wordml/symex" xmlns:wpg="http://schemas.microsoft.com/office/word/2010/wordprocessingGroup" xmlns:wpi="http://schemas.microsoft.com/office/word/2010/wordprocessingInk" xmlns:wne="http://schemas.microsoft.com/office/word/2006/wordml" xmlns:wps="http://schemas.microsoft.com/office/word/2010/wordprocessingShape" mc:Ignorable="w14 w15 w16se w16cid w16 w16cex w16sdtdh wp14">
+<w:endnotes xmlns:wpc="http://schemas.microsoft.com/office/word/2010/wordprocessingCanvas" xmlns:cx="http://schemas.microsoft.com/office/drawing/2014/chartex" xmlns:cx1="http://schemas.microsoft.com/office/drawing/2015/9/8/chartex" xmlns:cx2="http://schemas.microsoft.com/office/drawing/2015/10/21/chartex" xmlns:cx3="http://schemas.microsoft.com/office/drawing/2016/5/9/chartex" xmlns:cx4="http://schemas.microsoft.com/office/drawing/2016/5/10/chartex" xmlns:cx5="http://schemas.microsoft.com/office/drawing/2016/5/11/chartex" xmlns:cx6="http://schemas.microsoft.com/office/drawing/2016/5/12/chartex" xmlns:cx7="http://schemas.microsoft.com/office/drawing/2016/5/13/chartex" xmlns:cx8="http://schemas.microsoft.com/office/drawing/2016/5/14/chartex" xmlns:mc="http://schemas.openxmlformats.org/markup-compatibility/2006" xmlns:aink="http://schemas.microsoft.com/office/drawing/2016/ink" xmlns:am3d="http://schemas.microsoft.com/office/drawing/2017/model3d" xmlns:o="urn:schemas-microsoft-com:office:office" xmlns:oel="http://schemas.microsoft.com/office/2019/extlst" xmlns:r="http://schemas.openxmlformats.org/officeDocument/2006/relationships" xmlns:m="http://schemas.openxmlformats.org/officeDocument/2006/math" xmlns:v="urn:schemas-microsoft-com:vml" xmlns:wp14="http://schemas.microsoft.com/office/word/2010/wordprocessingDrawing" xmlns:wp="http://schemas.openxmlformats.org/drawingml/2006/wordprocessingDrawing" xmlns:w10="urn:schemas-microsoft-com:office:word" xmlns:w="http://schemas.openxmlformats.org/wordprocessingml/2006/main" xmlns:w14="http://schemas.microsoft.com/office/word/2010/wordml" xmlns:w15="http://schemas.microsoft.com/office/word/2012/wordml" xmlns:w16cex="http://schemas.microsoft.com/office/word/2018/wordml/cex" xmlns:w16cid="http://schemas.microsoft.com/office/word/2016/wordml/cid" xmlns:w16="http://schemas.microsoft.com/office/word/2018/wordml" xmlns:w16du="http://schemas.microsoft.com/office/word/2023/wordml/word16du" xmlns:w16sdtdh="http://schemas.microsoft.com/office/word/2020/wordml/sdtdatahash" xmlns:w16sdtfl="http://schemas.microsoft.com/office/word/2024/wordml/sdtformatlock" xmlns:w16se="http://schemas.microsoft.com/office/word/2015/wordml/symex" xmlns:wpg="http://schemas.microsoft.com/office/word/2010/wordprocessingGroup" xmlns:wpi="http://schemas.microsoft.com/office/word/2010/wordprocessingInk" xmlns:wne="http://schemas.microsoft.com/office/word/2006/wordml" xmlns:wps="http://schemas.microsoft.com/office/word/2010/wordprocessingShape" mc:Ignorable="w14 w15 w16se w16cid w16 w16cex w16sdtdh w16sdtfl w16du wp14">
   <w:endnote w:type="separator" w:id="-1">
     <w:p>
       <w:pPr>
@@ -586,7 +590,7 @@
 </file>
 
 <file path=word/footer1.xml><?xml version="1.0" encoding="utf-8"?>
-<w:ftr xmlns:wpc="http://schemas.microsoft.com/office/word/2010/wordprocessingCanvas" xmlns:cx="http://schemas.microsoft.com/office/drawing/2014/chartex" xmlns:cx1="http://schemas.microsoft.com/office/drawing/2015/9/8/chartex" xmlns:cx2="http://schemas.microsoft.com/office/drawing/2015/10/21/chartex" xmlns:cx3="http://schemas.microsoft.com/office/drawing/2016/5/9/chartex" xmlns:cx4="http://schemas.microsoft.com/office/drawing/2016/5/10/chartex" xmlns:cx5="http://schemas.microsoft.com/office/drawing/2016/5/11/chartex" xmlns:cx6="http://schemas.microsoft.com/office/drawing/2016/5/12/chartex" xmlns:cx7="http://schemas.microsoft.com/office/drawing/2016/5/13/chartex" xmlns:cx8="http://schemas.microsoft.com/office/drawing/2016/5/14/chartex" xmlns:mc="http://schemas.openxmlformats.org/markup-compatibility/2006" xmlns:aink="http://schemas.microsoft.com/office/drawing/2016/ink" xmlns:am3d="http://schemas.microsoft.com/office/drawing/2017/model3d" xmlns:o="urn:schemas-microsoft-com:office:office" xmlns:oel="http://schemas.microsoft.com/office/2019/extlst" xmlns:r="http://schemas.openxmlformats.org/officeDocument/2006/relationships" xmlns:m="http://schemas.openxmlformats.org/officeDocument/2006/math" xmlns:v="urn:schemas-microsoft-com:vml" xmlns:wp14="http://schemas.microsoft.com/office/word/2010/wordprocessingDrawing" xmlns:wp="http://schemas.openxmlformats.org/drawingml/2006/wordprocessingDrawing" xmlns:w10="urn:schemas-microsoft-com:office:word" xmlns:w="http://schemas.openxmlformats.org/wordprocessingml/2006/main" xmlns:w14="http://schemas.microsoft.com/office/word/2010/wordml" xmlns:w15="http://schemas.microsoft.com/office/word/2012/wordml" xmlns:w16cex="http://schemas.microsoft.com/office/word/2018/wordml/cex" xmlns:w16cid="http://schemas.microsoft.com/office/word/2016/wordml/cid" xmlns:w16="http://schemas.microsoft.com/office/word/2018/wordml" xmlns:w16sdtdh="http://schemas.microsoft.com/office/word/2020/wordml/sdtdatahash" xmlns:w16se="http://schemas.microsoft.com/office/word/2015/wordml/symex" xmlns:wpg="http://schemas.microsoft.com/office/word/2010/wordprocessingGroup" xmlns:wpi="http://schemas.microsoft.com/office/word/2010/wordprocessingInk" xmlns:wne="http://schemas.microsoft.com/office/word/2006/wordml" xmlns:wps="http://schemas.microsoft.com/office/word/2010/wordprocessingShape" mc:Ignorable="w14 w15 w16se w16cid w16 w16cex w16sdtdh wp14">
+<w:ftr xmlns:wpc="http://schemas.microsoft.com/office/word/2010/wordprocessingCanvas" xmlns:cx="http://schemas.microsoft.com/office/drawing/2014/chartex" xmlns:cx1="http://schemas.microsoft.com/office/drawing/2015/9/8/chartex" xmlns:cx2="http://schemas.microsoft.com/office/drawing/2015/10/21/chartex" xmlns:cx3="http://schemas.microsoft.com/office/drawing/2016/5/9/chartex" xmlns:cx4="http://schemas.microsoft.com/office/drawing/2016/5/10/chartex" xmlns:cx5="http://schemas.microsoft.com/office/drawing/2016/5/11/chartex" xmlns:cx6="http://schemas.microsoft.com/office/drawing/2016/5/12/chartex" xmlns:cx7="http://schemas.microsoft.com/office/drawing/2016/5/13/chartex" xmlns:cx8="http://schemas.microsoft.com/office/drawing/2016/5/14/chartex" xmlns:mc="http://schemas.openxmlformats.org/markup-compatibility/2006" xmlns:aink="http://schemas.microsoft.com/office/drawing/2016/ink" xmlns:am3d="http://schemas.microsoft.com/office/drawing/2017/model3d" xmlns:o="urn:schemas-microsoft-com:office:office" xmlns:oel="http://schemas.microsoft.com/office/2019/extlst" xmlns:r="http://schemas.openxmlformats.org/officeDocument/2006/relationships" xmlns:m="http://schemas.openxmlformats.org/officeDocument/2006/math" xmlns:v="urn:schemas-microsoft-com:vml" xmlns:wp14="http://schemas.microsoft.com/office/word/2010/wordprocessingDrawing" xmlns:wp="http://schemas.openxmlformats.org/drawingml/2006/wordprocessingDrawing" xmlns:w10="urn:schemas-microsoft-com:office:word" xmlns:w="http://schemas.openxmlformats.org/wordprocessingml/2006/main" xmlns:w14="http://schemas.microsoft.com/office/word/2010/wordml" xmlns:w15="http://schemas.microsoft.com/office/word/2012/wordml" xmlns:w16cex="http://schemas.microsoft.com/office/word/2018/wordml/cex" xmlns:w16cid="http://schemas.microsoft.com/office/word/2016/wordml/cid" xmlns:w16="http://schemas.microsoft.com/office/word/2018/wordml" xmlns:w16du="http://schemas.microsoft.com/office/word/2023/wordml/word16du" xmlns:w16sdtdh="http://schemas.microsoft.com/office/word/2020/wordml/sdtdatahash" xmlns:w16sdtfl="http://schemas.microsoft.com/office/word/2024/wordml/sdtformatlock" xmlns:w16se="http://schemas.microsoft.com/office/word/2015/wordml/symex" xmlns:wpg="http://schemas.microsoft.com/office/word/2010/wordprocessingGroup" xmlns:wpi="http://schemas.microsoft.com/office/word/2010/wordprocessingInk" xmlns:wne="http://schemas.microsoft.com/office/word/2006/wordml" xmlns:wps="http://schemas.microsoft.com/office/word/2010/wordprocessingShape" mc:Ignorable="w14 w15 w16se w16cid w16 w16cex w16sdtdh w16sdtfl w16du wp14">
   <w:p>
     <w:pPr>
       <w:pStyle w:val="Footer"/>
@@ -596,7 +600,7 @@
 </file>
 
 <file path=word/footer2.xml><?xml version="1.0" encoding="utf-8"?>
-<w:ftr xmlns:wpc="http://schemas.microsoft.com/office/word/2010/wordprocessingCanvas" xmlns:cx="http://schemas.microsoft.com/office/drawing/2014/chartex" xmlns:cx1="http://schemas.microsoft.com/office/drawing/2015/9/8/chartex" xmlns:cx2="http://schemas.microsoft.com/office/drawing/2015/10/21/chartex" xmlns:cx3="http://schemas.microsoft.com/office/drawing/2016/5/9/chartex" xmlns:cx4="http://schemas.microsoft.com/office/drawing/2016/5/10/chartex" xmlns:cx5="http://schemas.microsoft.com/office/drawing/2016/5/11/chartex" xmlns:cx6="http://schemas.microsoft.com/office/drawing/2016/5/12/chartex" xmlns:cx7="http://schemas.microsoft.com/office/drawing/2016/5/13/chartex" xmlns:cx8="http://schemas.microsoft.com/office/drawing/2016/5/14/chartex" xmlns:mc="http://schemas.openxmlformats.org/markup-compatibility/2006" xmlns:aink="http://schemas.microsoft.com/office/drawing/2016/ink" xmlns:am3d="http://schemas.microsoft.com/office/drawing/2017/model3d" xmlns:o="urn:schemas-microsoft-com:office:office" xmlns:oel="http://schemas.microsoft.com/office/2019/extlst" xmlns:r="http://schemas.openxmlformats.org/officeDocument/2006/relationships" xmlns:m="http://schemas.openxmlformats.org/officeDocument/2006/math" xmlns:v="urn:schemas-microsoft-com:vml" xmlns:wp14="http://schemas.microsoft.com/office/word/2010/wordprocessingDrawing" xmlns:wp="http://schemas.openxmlformats.org/drawingml/2006/wordprocessingDrawing" xmlns:w10="urn:schemas-microsoft-com:office:word" xmlns:w="http://schemas.openxmlformats.org/wordprocessingml/2006/main" xmlns:w14="http://schemas.microsoft.com/office/word/2010/wordml" xmlns:w15="http://schemas.microsoft.com/office/word/2012/wordml" xmlns:w16cex="http://schemas.microsoft.com/office/word/2018/wordml/cex" xmlns:w16cid="http://schemas.microsoft.com/office/word/2016/wordml/cid" xmlns:w16="http://schemas.microsoft.com/office/word/2018/wordml" xmlns:w16sdtdh="http://schemas.microsoft.com/office/word/2020/wordml/sdtdatahash" xmlns:w16se="http://schemas.microsoft.com/office/word/2015/wordml/symex" xmlns:wpg="http://schemas.microsoft.com/office/word/2010/wordprocessingGroup" xmlns:wpi="http://schemas.microsoft.com/office/word/2010/wordprocessingInk" xmlns:wne="http://schemas.microsoft.com/office/word/2006/wordml" xmlns:wps="http://schemas.microsoft.com/office/word/2010/wordprocessingShape" mc:Ignorable="w14 w15 w16se w16cid w16 w16cex w16sdtdh wp14">
+<w:ftr xmlns:wpc="http://schemas.microsoft.com/office/word/2010/wordprocessingCanvas" xmlns:cx="http://schemas.microsoft.com/office/drawing/2014/chartex" xmlns:cx1="http://schemas.microsoft.com/office/drawing/2015/9/8/chartex" xmlns:cx2="http://schemas.microsoft.com/office/drawing/2015/10/21/chartex" xmlns:cx3="http://schemas.microsoft.com/office/drawing/2016/5/9/chartex" xmlns:cx4="http://schemas.microsoft.com/office/drawing/2016/5/10/chartex" xmlns:cx5="http://schemas.microsoft.com/office/drawing/2016/5/11/chartex" xmlns:cx6="http://schemas.microsoft.com/office/drawing/2016/5/12/chartex" xmlns:cx7="http://schemas.microsoft.com/office/drawing/2016/5/13/chartex" xmlns:cx8="http://schemas.microsoft.com/office/drawing/2016/5/14/chartex" xmlns:mc="http://schemas.openxmlformats.org/markup-compatibility/2006" xmlns:aink="http://schemas.microsoft.com/office/drawing/2016/ink" xmlns:am3d="http://schemas.microsoft.com/office/drawing/2017/model3d" xmlns:o="urn:schemas-microsoft-com:office:office" xmlns:oel="http://schemas.microsoft.com/office/2019/extlst" xmlns:r="http://schemas.openxmlformats.org/officeDocument/2006/relationships" xmlns:m="http://schemas.openxmlformats.org/officeDocument/2006/math" xmlns:v="urn:schemas-microsoft-com:vml" xmlns:wp14="http://schemas.microsoft.com/office/word/2010/wordprocessingDrawing" xmlns:wp="http://schemas.openxmlformats.org/drawingml/2006/wordprocessingDrawing" xmlns:w10="urn:schemas-microsoft-com:office:word" xmlns:w="http://schemas.openxmlformats.org/wordprocessingml/2006/main" xmlns:w14="http://schemas.microsoft.com/office/word/2010/wordml" xmlns:w15="http://schemas.microsoft.com/office/word/2012/wordml" xmlns:w16cex="http://schemas.microsoft.com/office/word/2018/wordml/cex" xmlns:w16cid="http://schemas.microsoft.com/office/word/2016/wordml/cid" xmlns:w16="http://schemas.microsoft.com/office/word/2018/wordml" xmlns:w16du="http://schemas.microsoft.com/office/word/2023/wordml/word16du" xmlns:w16sdtdh="http://schemas.microsoft.com/office/word/2020/wordml/sdtdatahash" xmlns:w16sdtfl="http://schemas.microsoft.com/office/word/2024/wordml/sdtformatlock" xmlns:w16se="http://schemas.microsoft.com/office/word/2015/wordml/symex" xmlns:wpg="http://schemas.microsoft.com/office/word/2010/wordprocessingGroup" xmlns:wpi="http://schemas.microsoft.com/office/word/2010/wordprocessingInk" xmlns:wne="http://schemas.microsoft.com/office/word/2006/wordml" xmlns:wps="http://schemas.microsoft.com/office/word/2010/wordprocessingShape" mc:Ignorable="w14 w15 w16se w16cid w16 w16cex w16sdtdh w16sdtfl w16du wp14">
   <w:p>
     <w:pPr>
       <w:pStyle w:val="Footer"/>
@@ -606,7 +610,7 @@
 </file>
 
 <file path=word/footer3.xml><?xml version="1.0" encoding="utf-8"?>
-<w:ftr xmlns:wpc="http://schemas.microsoft.com/office/word/2010/wordprocessingCanvas" xmlns:cx="http://schemas.microsoft.com/office/drawing/2014/chartex" xmlns:cx1="http://schemas.microsoft.com/office/drawing/2015/9/8/chartex" xmlns:cx2="http://schemas.microsoft.com/office/drawing/2015/10/21/chartex" xmlns:cx3="http://schemas.microsoft.com/office/drawing/2016/5/9/chartex" xmlns:cx4="http://schemas.microsoft.com/office/drawing/2016/5/10/chartex" xmlns:cx5="http://schemas.microsoft.com/office/drawing/2016/5/11/chartex" xmlns:cx6="http://schemas.microsoft.com/office/drawing/2016/5/12/chartex" xmlns:cx7="http://schemas.microsoft.com/office/drawing/2016/5/13/chartex" xmlns:cx8="http://schemas.microsoft.com/office/drawing/2016/5/14/chartex" xmlns:mc="http://schemas.openxmlformats.org/markup-compatibility/2006" xmlns:aink="http://schemas.microsoft.com/office/drawing/2016/ink" xmlns:am3d="http://schemas.microsoft.com/office/drawing/2017/model3d" xmlns:o="urn:schemas-microsoft-com:office:office" xmlns:oel="http://schemas.microsoft.com/office/2019/extlst" xmlns:r="http://schemas.openxmlformats.org/officeDocument/2006/relationships" xmlns:m="http://schemas.openxmlformats.org/officeDocument/2006/math" xmlns:v="urn:schemas-microsoft-com:vml" xmlns:wp14="http://schemas.microsoft.com/office/word/2010/wordprocessingDrawing" xmlns:wp="http://schemas.openxmlformats.org/drawingml/2006/wordprocessingDrawing" xmlns:w10="urn:schemas-microsoft-com:office:word" xmlns:w="http://schemas.openxmlformats.org/wordprocessingml/2006/main" xmlns:w14="http://schemas.microsoft.com/office/word/2010/wordml" xmlns:w15="http://schemas.microsoft.com/office/word/2012/wordml" xmlns:w16cex="http://schemas.microsoft.com/office/word/2018/wordml/cex" xmlns:w16cid="http://schemas.microsoft.com/office/word/2016/wordml/cid" xmlns:w16="http://schemas.microsoft.com/office/word/2018/wordml" xmlns:w16sdtdh="http://schemas.microsoft.com/office/word/2020/wordml/sdtdatahash" xmlns:w16se="http://schemas.microsoft.com/office/word/2015/wordml/symex" xmlns:wpg="http://schemas.microsoft.com/office/word/2010/wordprocessingGroup" xmlns:wpi="http://schemas.microsoft.com/office/word/2010/wordprocessingInk" xmlns:wne="http://schemas.microsoft.com/office/word/2006/wordml" xmlns:wps="http://schemas.microsoft.com/office/word/2010/wordprocessingShape" mc:Ignorable="w14 w15 w16se w16cid w16 w16cex w16sdtdh wp14">
+<w:ftr xmlns:wpc="http://schemas.microsoft.com/office/word/2010/wordprocessingCanvas" xmlns:cx="http://schemas.microsoft.com/office/drawing/2014/chartex" xmlns:cx1="http://schemas.microsoft.com/office/drawing/2015/9/8/chartex" xmlns:cx2="http://schemas.microsoft.com/office/drawing/2015/10/21/chartex" xmlns:cx3="http://schemas.microsoft.com/office/drawing/2016/5/9/chartex" xmlns:cx4="http://schemas.microsoft.com/office/drawing/2016/5/10/chartex" xmlns:cx5="http://schemas.microsoft.com/office/drawing/2016/5/11/chartex" xmlns:cx6="http://schemas.microsoft.com/office/drawing/2016/5/12/chartex" xmlns:cx7="http://schemas.microsoft.com/office/drawing/2016/5/13/chartex" xmlns:cx8="http://schemas.microsoft.com/office/drawing/2016/5/14/chartex" xmlns:mc="http://schemas.openxmlformats.org/markup-compatibility/2006" xmlns:aink="http://schemas.microsoft.com/office/drawing/2016/ink" xmlns:am3d="http://schemas.microsoft.com/office/drawing/2017/model3d" xmlns:o="urn:schemas-microsoft-com:office:office" xmlns:oel="http://schemas.microsoft.com/office/2019/extlst" xmlns:r="http://schemas.openxmlformats.org/officeDocument/2006/relationships" xmlns:m="http://schemas.openxmlformats.org/officeDocument/2006/math" xmlns:v="urn:schemas-microsoft-com:vml" xmlns:wp14="http://schemas.microsoft.com/office/word/2010/wordprocessingDrawing" xmlns:wp="http://schemas.openxmlformats.org/drawingml/2006/wordprocessingDrawing" xmlns:w10="urn:schemas-microsoft-com:office:word" xmlns:w="http://schemas.openxmlformats.org/wordprocessingml/2006/main" xmlns:w14="http://schemas.microsoft.com/office/word/2010/wordml" xmlns:w15="http://schemas.microsoft.com/office/word/2012/wordml" xmlns:w16cex="http://schemas.microsoft.com/office/word/2018/wordml/cex" xmlns:w16cid="http://schemas.microsoft.com/office/word/2016/wordml/cid" xmlns:w16="http://schemas.microsoft.com/office/word/2018/wordml" xmlns:w16du="http://schemas.microsoft.com/office/word/2023/wordml/word16du" xmlns:w16sdtdh="http://schemas.microsoft.com/office/word/2020/wordml/sdtdatahash" xmlns:w16sdtfl="http://schemas.microsoft.com/office/word/2024/wordml/sdtformatlock" xmlns:w16se="http://schemas.microsoft.com/office/word/2015/wordml/symex" xmlns:wpg="http://schemas.microsoft.com/office/word/2010/wordprocessingGroup" xmlns:wpi="http://schemas.microsoft.com/office/word/2010/wordprocessingInk" xmlns:wne="http://schemas.microsoft.com/office/word/2006/wordml" xmlns:wps="http://schemas.microsoft.com/office/word/2010/wordprocessingShape" mc:Ignorable="w14 w15 w16se w16cid w16 w16cex w16sdtdh w16sdtfl w16du wp14">
   <w:p>
     <w:pPr>
       <w:pStyle w:val="Footer"/>
@@ -616,7 +620,7 @@
 </file>
 
 <file path=word/footnotes.xml><?xml version="1.0" encoding="utf-8"?>
-<w:footnotes xmlns:wpc="http://schemas.microsoft.com/office/word/2010/wordprocessingCanvas" xmlns:cx="http://schemas.microsoft.com/office/drawing/2014/chartex" xmlns:cx1="http://schemas.microsoft.com/office/drawing/2015/9/8/chartex" xmlns:cx2="http://schemas.microsoft.com/office/drawing/2015/10/21/chartex" xmlns:cx3="http://schemas.microsoft.com/office/drawing/2016/5/9/chartex" xmlns:cx4="http://schemas.microsoft.com/office/drawing/2016/5/10/chartex" xmlns:cx5="http://schemas.microsoft.com/office/drawing/2016/5/11/chartex" xmlns:cx6="http://schemas.microsoft.com/office/drawing/2016/5/12/chartex" xmlns:cx7="http://schemas.microsoft.com/office/drawing/2016/5/13/chartex" xmlns:cx8="http://schemas.microsoft.com/office/drawing/2016/5/14/chartex" xmlns:mc="http://schemas.openxmlformats.org/markup-compatibility/2006" xmlns:aink="http://schemas.microsoft.com/office/drawing/2016/ink" xmlns:am3d="http://schemas.microsoft.com/office/drawing/2017/model3d" xmlns:o="urn:schemas-microsoft-com:office:office" xmlns:oel="http://schemas.microsoft.com/office/2019/extlst" xmlns:r="http://schemas.openxmlformats.org/officeDocument/2006/relationships" xmlns:m="http://schemas.openxmlformats.org/officeDocument/2006/math" xmlns:v="urn:schemas-microsoft-com:vml" xmlns:wp14="http://schemas.microsoft.com/office/word/2010/wordprocessingDrawing" xmlns:wp="http://schemas.openxmlformats.org/drawingml/2006/wordprocessingDrawing" xmlns:w10="urn:schemas-microsoft-com:office:word" xmlns:w="http://schemas.openxmlformats.org/wordprocessingml/2006/main" xmlns:w14="http://schemas.microsoft.com/office/word/2010/wordml" xmlns:w15="http://schemas.microsoft.com/office/word/2012/wordml" xmlns:w16cex="http://schemas.microsoft.com/office/word/2018/wordml/cex" xmlns:w16cid="http://schemas.microsoft.com/office/word/2016/wordml/cid" xmlns:w16="http://schemas.microsoft.com/office/word/2018/wordml" xmlns:w16sdtdh="http://schemas.microsoft.com/office/word/2020/wordml/sdtdatahash" xmlns:w16se="http://schemas.microsoft.com/office/word/2015/wordml/symex" xmlns:wpg="http://schemas.microsoft.com/office/word/2010/wordprocessingGroup" xmlns:wpi="http://schemas.microsoft.com/office/word/2010/wordprocessingInk" xmlns:wne="http://schemas.microsoft.com/office/word/2006/wordml" xmlns:wps="http://schemas.microsoft.com/office/word/2010/wordprocessingShape" mc:Ignorable="w14 w15 w16se w16cid w16 w16cex w16sdtdh wp14">
+<w:footnotes xmlns:wpc="http://schemas.microsoft.com/office/word/2010/wordprocessingCanvas" xmlns:cx="http://schemas.microsoft.com/office/drawing/2014/chartex" xmlns:cx1="http://schemas.microsoft.com/office/drawing/2015/9/8/chartex" xmlns:cx2="http://schemas.microsoft.com/office/drawing/2015/10/21/chartex" xmlns:cx3="http://schemas.microsoft.com/office/drawing/2016/5/9/chartex" xmlns:cx4="http://schemas.microsoft.com/office/drawing/2016/5/10/chartex" xmlns:cx5="http://schemas.microsoft.com/office/drawing/2016/5/11/chartex" xmlns:cx6="http://schemas.microsoft.com/office/drawing/2016/5/12/chartex" xmlns:cx7="http://schemas.microsoft.com/office/drawing/2016/5/13/chartex" xmlns:cx8="http://schemas.microsoft.com/office/drawing/2016/5/14/chartex" xmlns:mc="http://schemas.openxmlformats.org/markup-compatibility/2006" xmlns:aink="http://schemas.microsoft.com/office/drawing/2016/ink" xmlns:am3d="http://schemas.microsoft.com/office/drawing/2017/model3d" xmlns:o="urn:schemas-microsoft-com:office:office" xmlns:oel="http://schemas.microsoft.com/office/2019/extlst" xmlns:r="http://schemas.openxmlformats.org/officeDocument/2006/relationships" xmlns:m="http://schemas.openxmlformats.org/officeDocument/2006/math" xmlns:v="urn:schemas-microsoft-com:vml" xmlns:wp14="http://schemas.microsoft.com/office/word/2010/wordprocessingDrawing" xmlns:wp="http://schemas.openxmlformats.org/drawingml/2006/wordprocessingDrawing" xmlns:w10="urn:schemas-microsoft-com:office:word" xmlns:w="http://schemas.openxmlformats.org/wordprocessingml/2006/main" xmlns:w14="http://schemas.microsoft.com/office/word/2010/wordml" xmlns:w15="http://schemas.microsoft.com/office/word/2012/wordml" xmlns:w16cex="http://schemas.microsoft.com/office/word/2018/wordml/cex" xmlns:w16cid="http://schemas.microsoft.com/office/word/2016/wordml/cid" xmlns:w16="http://schemas.microsoft.com/office/word/2018/wordml" xmlns:w16du="http://schemas.microsoft.com/office/word/2023/wordml/word16du" xmlns:w16sdtdh="http://schemas.microsoft.com/office/word/2020/wordml/sdtdatahash" xmlns:w16sdtfl="http://schemas.microsoft.com/office/word/2024/wordml/sdtformatlock" xmlns:w16se="http://schemas.microsoft.com/office/word/2015/wordml/symex" xmlns:wpg="http://schemas.microsoft.com/office/word/2010/wordprocessingGroup" xmlns:wpi="http://schemas.microsoft.com/office/word/2010/wordprocessingInk" xmlns:wne="http://schemas.microsoft.com/office/word/2006/wordml" xmlns:wps="http://schemas.microsoft.com/office/word/2010/wordprocessingShape" mc:Ignorable="w14 w15 w16se w16cid w16 w16cex w16sdtdh w16sdtfl w16du wp14">
   <w:footnote w:type="separator" w:id="-1">
     <w:p>
       <w:pPr>
@@ -641,7 +645,7 @@
 </file>
 
 <file path=word/header1.xml><?xml version="1.0" encoding="utf-8"?>
-<w:hdr xmlns:wpc="http://schemas.microsoft.com/office/word/2010/wordprocessingCanvas" xmlns:cx="http://schemas.microsoft.com/office/drawing/2014/chartex" xmlns:cx1="http://schemas.microsoft.com/office/drawing/2015/9/8/chartex" xmlns:cx2="http://schemas.microsoft.com/office/drawing/2015/10/21/chartex" xmlns:cx3="http://schemas.microsoft.com/office/drawing/2016/5/9/chartex" xmlns:cx4="http://schemas.microsoft.com/office/drawing/2016/5/10/chartex" xmlns:cx5="http://schemas.microsoft.com/office/drawing/2016/5/11/chartex" xmlns:cx6="http://schemas.microsoft.com/office/drawing/2016/5/12/chartex" xmlns:cx7="http://schemas.microsoft.com/office/drawing/2016/5/13/chartex" xmlns:cx8="http://schemas.microsoft.com/office/drawing/2016/5/14/chartex" xmlns:mc="http://schemas.openxmlformats.org/markup-compatibility/2006" xmlns:aink="http://schemas.microsoft.com/office/drawing/2016/ink" xmlns:am3d="http://schemas.microsoft.com/office/drawing/2017/model3d" xmlns:o="urn:schemas-microsoft-com:office:office" xmlns:oel="http://schemas.microsoft.com/office/2019/extlst" xmlns:r="http://schemas.openxmlformats.org/officeDocument/2006/relationships" xmlns:m="http://schemas.openxmlformats.org/officeDocument/2006/math" xmlns:v="urn:schemas-microsoft-com:vml" xmlns:wp14="http://schemas.microsoft.com/office/word/2010/wordprocessingDrawing" xmlns:wp="http://schemas.openxmlformats.org/drawingml/2006/wordprocessingDrawing" xmlns:w10="urn:schemas-microsoft-com:office:word" xmlns:w="http://schemas.openxmlformats.org/wordprocessingml/2006/main" xmlns:w14="http://schemas.microsoft.com/office/word/2010/wordml" xmlns:w15="http://schemas.microsoft.com/office/word/2012/wordml" xmlns:w16cex="http://schemas.microsoft.com/office/word/2018/wordml/cex" xmlns:w16cid="http://schemas.microsoft.com/office/word/2016/wordml/cid" xmlns:w16="http://schemas.microsoft.com/office/word/2018/wordml" xmlns:w16sdtdh="http://schemas.microsoft.com/office/word/2020/wordml/sdtdatahash" xmlns:w16se="http://schemas.microsoft.com/office/word/2015/wordml/symex" xmlns:wpg="http://schemas.microsoft.com/office/word/2010/wordprocessingGroup" xmlns:wpi="http://schemas.microsoft.com/office/word/2010/wordprocessingInk" xmlns:wne="http://schemas.microsoft.com/office/word/2006/wordml" xmlns:wps="http://schemas.microsoft.com/office/word/2010/wordprocessingShape" mc:Ignorable="w14 w15 w16se w16cid w16 w16cex w16sdtdh wp14">
+<w:hdr xmlns:wpc="http://schemas.microsoft.com/office/word/2010/wordprocessingCanvas" xmlns:cx="http://schemas.microsoft.com/office/drawing/2014/chartex" xmlns:cx1="http://schemas.microsoft.com/office/drawing/2015/9/8/chartex" xmlns:cx2="http://schemas.microsoft.com/office/drawing/2015/10/21/chartex" xmlns:cx3="http://schemas.microsoft.com/office/drawing/2016/5/9/chartex" xmlns:cx4="http://schemas.microsoft.com/office/drawing/2016/5/10/chartex" xmlns:cx5="http://schemas.microsoft.com/office/drawing/2016/5/11/chartex" xmlns:cx6="http://schemas.microsoft.com/office/drawing/2016/5/12/chartex" xmlns:cx7="http://schemas.microsoft.com/office/drawing/2016/5/13/chartex" xmlns:cx8="http://schemas.microsoft.com/office/drawing/2016/5/14/chartex" xmlns:mc="http://schemas.openxmlformats.org/markup-compatibility/2006" xmlns:aink="http://schemas.microsoft.com/office/drawing/2016/ink" xmlns:am3d="http://schemas.microsoft.com/office/drawing/2017/model3d" xmlns:o="urn:schemas-microsoft-com:office:office" xmlns:oel="http://schemas.microsoft.com/office/2019/extlst" xmlns:r="http://schemas.openxmlformats.org/officeDocument/2006/relationships" xmlns:m="http://schemas.openxmlformats.org/officeDocument/2006/math" xmlns:v="urn:schemas-microsoft-com:vml" xmlns:wp14="http://schemas.microsoft.com/office/word/2010/wordprocessingDrawing" xmlns:wp="http://schemas.openxmlformats.org/drawingml/2006/wordprocessingDrawing" xmlns:w10="urn:schemas-microsoft-com:office:word" xmlns:w="http://schemas.openxmlformats.org/wordprocessingml/2006/main" xmlns:w14="http://schemas.microsoft.com/office/word/2010/wordml" xmlns:w15="http://schemas.microsoft.com/office/word/2012/wordml" xmlns:w16cex="http://schemas.microsoft.com/office/word/2018/wordml/cex" xmlns:w16cid="http://schemas.microsoft.com/office/word/2016/wordml/cid" xmlns:w16="http://schemas.microsoft.com/office/word/2018/wordml" xmlns:w16du="http://schemas.microsoft.com/office/word/2023/wordml/word16du" xmlns:w16sdtdh="http://schemas.microsoft.com/office/word/2020/wordml/sdtdatahash" xmlns:w16sdtfl="http://schemas.microsoft.com/office/word/2024/wordml/sdtformatlock" xmlns:w16se="http://schemas.microsoft.com/office/word/2015/wordml/symex" xmlns:wpg="http://schemas.microsoft.com/office/word/2010/wordprocessingGroup" xmlns:wpi="http://schemas.microsoft.com/office/word/2010/wordprocessingInk" xmlns:wne="http://schemas.microsoft.com/office/word/2006/wordml" xmlns:wps="http://schemas.microsoft.com/office/word/2010/wordprocessingShape" mc:Ignorable="w14 w15 w16se w16cid w16 w16cex w16sdtdh w16sdtfl w16du wp14">
   <w:p>
     <w:pPr>
       <w:pStyle w:val="Header"/>
@@ -651,7 +655,7 @@
 </file>
 
 <file path=word/header2.xml><?xml version="1.0" encoding="utf-8"?>
-<w:hdr xmlns:wpc="http://schemas.microsoft.com/office/word/2010/wordprocessingCanvas" xmlns:cx="http://schemas.microsoft.com/office/drawing/2014/chartex" xmlns:cx1="http://schemas.microsoft.com/office/drawing/2015/9/8/chartex" xmlns:cx2="http://schemas.microsoft.com/office/drawing/2015/10/21/chartex" xmlns:cx3="http://schemas.microsoft.com/office/drawing/2016/5/9/chartex" xmlns:cx4="http://schemas.microsoft.com/office/drawing/2016/5/10/chartex" xmlns:cx5="http://schemas.microsoft.com/office/drawing/2016/5/11/chartex" xmlns:cx6="http://schemas.microsoft.com/office/drawing/2016/5/12/chartex" xmlns:cx7="http://schemas.microsoft.com/office/drawing/2016/5/13/chartex" xmlns:cx8="http://schemas.microsoft.com/office/drawing/2016/5/14/chartex" xmlns:mc="http://schemas.openxmlformats.org/markup-compatibility/2006" xmlns:aink="http://schemas.microsoft.com/office/drawing/2016/ink" xmlns:am3d="http://schemas.microsoft.com/office/drawing/2017/model3d" xmlns:o="urn:schemas-microsoft-com:office:office" xmlns:oel="http://schemas.microsoft.com/office/2019/extlst" xmlns:r="http://schemas.openxmlformats.org/officeDocument/2006/relationships" xmlns:m="http://schemas.openxmlformats.org/officeDocument/2006/math" xmlns:v="urn:schemas-microsoft-com:vml" xmlns:wp14="http://schemas.microsoft.com/office/word/2010/wordprocessingDrawing" xmlns:wp="http://schemas.openxmlformats.org/drawingml/2006/wordprocessingDrawing" xmlns:w10="urn:schemas-microsoft-com:office:word" xmlns:w="http://schemas.openxmlformats.org/wordprocessingml/2006/main" xmlns:w14="http://schemas.microsoft.com/office/word/2010/wordml" xmlns:w15="http://schemas.microsoft.com/office/word/2012/wordml" xmlns:w16cex="http://schemas.microsoft.com/office/word/2018/wordml/cex" xmlns:w16cid="http://schemas.microsoft.com/office/word/2016/wordml/cid" xmlns:w16="http://schemas.microsoft.com/office/word/2018/wordml" xmlns:w16sdtdh="http://schemas.microsoft.com/office/word/2020/wordml/sdtdatahash" xmlns:w16se="http://schemas.microsoft.com/office/word/2015/wordml/symex" xmlns:wpg="http://schemas.microsoft.com/office/word/2010/wordprocessingGroup" xmlns:wpi="http://schemas.microsoft.com/office/word/2010/wordprocessingInk" xmlns:wne="http://schemas.microsoft.com/office/word/2006/wordml" xmlns:wps="http://schemas.microsoft.com/office/word/2010/wordprocessingShape" mc:Ignorable="w14 w15 w16se w16cid w16 w16cex w16sdtdh wp14">
+<w:hdr xmlns:wpc="http://schemas.microsoft.com/office/word/2010/wordprocessingCanvas" xmlns:cx="http://schemas.microsoft.com/office/drawing/2014/chartex" xmlns:cx1="http://schemas.microsoft.com/office/drawing/2015/9/8/chartex" xmlns:cx2="http://schemas.microsoft.com/office/drawing/2015/10/21/chartex" xmlns:cx3="http://schemas.microsoft.com/office/drawing/2016/5/9/chartex" xmlns:cx4="http://schemas.microsoft.com/office/drawing/2016/5/10/chartex" xmlns:cx5="http://schemas.microsoft.com/office/drawing/2016/5/11/chartex" xmlns:cx6="http://schemas.microsoft.com/office/drawing/2016/5/12/chartex" xmlns:cx7="http://schemas.microsoft.com/office/drawing/2016/5/13/chartex" xmlns:cx8="http://schemas.microsoft.com/office/drawing/2016/5/14/chartex" xmlns:mc="http://schemas.openxmlformats.org/markup-compatibility/2006" xmlns:aink="http://schemas.microsoft.com/office/drawing/2016/ink" xmlns:am3d="http://schemas.microsoft.com/office/drawing/2017/model3d" xmlns:o="urn:schemas-microsoft-com:office:office" xmlns:oel="http://schemas.microsoft.com/office/2019/extlst" xmlns:r="http://schemas.openxmlformats.org/officeDocument/2006/relationships" xmlns:m="http://schemas.openxmlformats.org/officeDocument/2006/math" xmlns:v="urn:schemas-microsoft-com:vml" xmlns:wp14="http://schemas.microsoft.com/office/word/2010/wordprocessingDrawing" xmlns:wp="http://schemas.openxmlformats.org/drawingml/2006/wordprocessingDrawing" xmlns:w10="urn:schemas-microsoft-com:office:word" xmlns:w="http://schemas.openxmlformats.org/wordprocessingml/2006/main" xmlns:w14="http://schemas.microsoft.com/office/word/2010/wordml" xmlns:w15="http://schemas.microsoft.com/office/word/2012/wordml" xmlns:w16cex="http://schemas.microsoft.com/office/word/2018/wordml/cex" xmlns:w16cid="http://schemas.microsoft.com/office/word/2016/wordml/cid" xmlns:w16="http://schemas.microsoft.com/office/word/2018/wordml" xmlns:w16du="http://schemas.microsoft.com/office/word/2023/wordml/word16du" xmlns:w16sdtdh="http://schemas.microsoft.com/office/word/2020/wordml/sdtdatahash" xmlns:w16sdtfl="http://schemas.microsoft.com/office/word/2024/wordml/sdtformatlock" xmlns:w16se="http://schemas.microsoft.com/office/word/2015/wordml/symex" xmlns:wpg="http://schemas.microsoft.com/office/word/2010/wordprocessingGroup" xmlns:wpi="http://schemas.microsoft.com/office/word/2010/wordprocessingInk" xmlns:wne="http://schemas.microsoft.com/office/word/2006/wordml" xmlns:wps="http://schemas.microsoft.com/office/word/2010/wordprocessingShape" mc:Ignorable="w14 w15 w16se w16cid w16 w16cex w16sdtdh w16sdtfl w16du wp14">
   <w:p>
     <w:pPr>
       <w:pStyle w:val="Header"/>
@@ -662,7 +666,7 @@
 </file>
 
 <file path=word/header3.xml><?xml version="1.0" encoding="utf-8"?>
-<w:hdr xmlns:wpc="http://schemas.microsoft.com/office/word/2010/wordprocessingCanvas" xmlns:cx="http://schemas.microsoft.com/office/drawing/2014/chartex" xmlns:cx1="http://schemas.microsoft.com/office/drawing/2015/9/8/chartex" xmlns:cx2="http://schemas.microsoft.com/office/drawing/2015/10/21/chartex" xmlns:cx3="http://schemas.microsoft.com/office/drawing/2016/5/9/chartex" xmlns:cx4="http://schemas.microsoft.com/office/drawing/2016/5/10/chartex" xmlns:cx5="http://schemas.microsoft.com/office/drawing/2016/5/11/chartex" xmlns:cx6="http://schemas.microsoft.com/office/drawing/2016/5/12/chartex" xmlns:cx7="http://schemas.microsoft.com/office/drawing/2016/5/13/chartex" xmlns:cx8="http://schemas.microsoft.com/office/drawing/2016/5/14/chartex" xmlns:mc="http://schemas.openxmlformats.org/markup-compatibility/2006" xmlns:aink="http://schemas.microsoft.com/office/drawing/2016/ink" xmlns:am3d="http://schemas.microsoft.com/office/drawing/2017/model3d" xmlns:o="urn:schemas-microsoft-com:office:office" xmlns:oel="http://schemas.microsoft.com/office/2019/extlst" xmlns:r="http://schemas.openxmlformats.org/officeDocument/2006/relationships" xmlns:m="http://schemas.openxmlformats.org/officeDocument/2006/math" xmlns:v="urn:schemas-microsoft-com:vml" xmlns:wp14="http://schemas.microsoft.com/office/word/2010/wordprocessingDrawing" xmlns:wp="http://schemas.openxmlformats.org/drawingml/2006/wordprocessingDrawing" xmlns:w10="urn:schemas-microsoft-com:office:word" xmlns:w="http://schemas.openxmlformats.org/wordprocessingml/2006/main" xmlns:w14="http://schemas.microsoft.com/office/word/2010/wordml" xmlns:w15="http://schemas.microsoft.com/office/word/2012/wordml" xmlns:w16cex="http://schemas.microsoft.com/office/word/2018/wordml/cex" xmlns:w16cid="http://schemas.microsoft.com/office/word/2016/wordml/cid" xmlns:w16="http://schemas.microsoft.com/office/word/2018/wordml" xmlns:w16sdtdh="http://schemas.microsoft.com/office/word/2020/wordml/sdtdatahash" xmlns:w16se="http://schemas.microsoft.com/office/word/2015/wordml/symex" xmlns:wpg="http://schemas.microsoft.com/office/word/2010/wordprocessingGroup" xmlns:wpi="http://schemas.microsoft.com/office/word/2010/wordprocessingInk" xmlns:wne="http://schemas.microsoft.com/office/word/2006/wordml" xmlns:wps="http://schemas.microsoft.com/office/word/2010/wordprocessingShape" mc:Ignorable="w14 w15 w16se w16cid w16 w16cex w16sdtdh wp14">
+<w:hdr xmlns:wpc="http://schemas.microsoft.com/office/word/2010/wordprocessingCanvas" xmlns:cx="http://schemas.microsoft.com/office/drawing/2014/chartex" xmlns:cx1="http://schemas.microsoft.com/office/drawing/2015/9/8/chartex" xmlns:cx2="http://schemas.microsoft.com/office/drawing/2015/10/21/chartex" xmlns:cx3="http://schemas.microsoft.com/office/drawing/2016/5/9/chartex" xmlns:cx4="http://schemas.microsoft.com/office/drawing/2016/5/10/chartex" xmlns:cx5="http://schemas.microsoft.com/office/drawing/2016/5/11/chartex" xmlns:cx6="http://schemas.microsoft.com/office/drawing/2016/5/12/chartex" xmlns:cx7="http://schemas.microsoft.com/office/drawing/2016/5/13/chartex" xmlns:cx8="http://schemas.microsoft.com/office/drawing/2016/5/14/chartex" xmlns:mc="http://schemas.openxmlformats.org/markup-compatibility/2006" xmlns:aink="http://schemas.microsoft.com/office/drawing/2016/ink" xmlns:am3d="http://schemas.microsoft.com/office/drawing/2017/model3d" xmlns:o="urn:schemas-microsoft-com:office:office" xmlns:oel="http://schemas.microsoft.com/office/2019/extlst" xmlns:r="http://schemas.openxmlformats.org/officeDocument/2006/relationships" xmlns:m="http://schemas.openxmlformats.org/officeDocument/2006/math" xmlns:v="urn:schemas-microsoft-com:vml" xmlns:wp14="http://schemas.microsoft.com/office/word/2010/wordprocessingDrawing" xmlns:wp="http://schemas.openxmlformats.org/drawingml/2006/wordprocessingDrawing" xmlns:w10="urn:schemas-microsoft-com:office:word" xmlns:w="http://schemas.openxmlformats.org/wordprocessingml/2006/main" xmlns:w14="http://schemas.microsoft.com/office/word/2010/wordml" xmlns:w15="http://schemas.microsoft.com/office/word/2012/wordml" xmlns:w16cex="http://schemas.microsoft.com/office/word/2018/wordml/cex" xmlns:w16cid="http://schemas.microsoft.com/office/word/2016/wordml/cid" xmlns:w16="http://schemas.microsoft.com/office/word/2018/wordml" xmlns:w16du="http://schemas.microsoft.com/office/word/2023/wordml/word16du" xmlns:w16sdtdh="http://schemas.microsoft.com/office/word/2020/wordml/sdtdatahash" xmlns:w16sdtfl="http://schemas.microsoft.com/office/word/2024/wordml/sdtformatlock" xmlns:w16se="http://schemas.microsoft.com/office/word/2015/wordml/symex" xmlns:wpg="http://schemas.microsoft.com/office/word/2010/wordprocessingGroup" xmlns:wpi="http://schemas.microsoft.com/office/word/2010/wordprocessingInk" xmlns:wne="http://schemas.microsoft.com/office/word/2006/wordml" xmlns:wps="http://schemas.microsoft.com/office/word/2010/wordprocessingShape" mc:Ignorable="w14 w15 w16se w16cid w16 w16cex w16sdtdh w16sdtfl w16du wp14">
   <w:p>
     <w:pPr>
       <w:pStyle w:val="Header"/>
@@ -671,7 +675,7 @@
     <w:r>
       <w:tab/>
       <w:tab/>
-      <w:t>2026-06-17</w:t>
+      <w:t>2026-06-18</w:t>
       <w:br/>
       <w:br/>
     </w:r>
@@ -688,7 +692,7 @@
 </file>
 
 <file path=word/numbering.xml><?xml version="1.0" encoding="utf-8"?>
-<w:numbering xmlns:wpc="http://schemas.microsoft.com/office/word/2010/wordprocessingCanvas" xmlns:cx="http://schemas.microsoft.com/office/drawing/2014/chartex" xmlns:cx1="http://schemas.microsoft.com/office/drawing/2015/9/8/chartex" xmlns:cx2="http://schemas.microsoft.com/office/drawing/2015/10/21/chartex" xmlns:cx3="http://schemas.microsoft.com/office/drawing/2016/5/9/chartex" xmlns:cx4="http://schemas.microsoft.com/office/drawing/2016/5/10/chartex" xmlns:cx5="http://schemas.microsoft.com/office/drawing/2016/5/11/chartex" xmlns:cx6="http://schemas.microsoft.com/office/drawing/2016/5/12/chartex" xmlns:cx7="http://schemas.microsoft.com/office/drawing/2016/5/13/chartex" xmlns:cx8="http://schemas.microsoft.com/office/drawing/2016/5/14/chartex" xmlns:mc="http://schemas.openxmlformats.org/markup-compatibility/2006" xmlns:aink="http://schemas.microsoft.com/office/drawing/2016/ink" xmlns:am3d="http://schemas.microsoft.com/office/drawing/2017/model3d" xmlns:o="urn:schemas-microsoft-com:office:office" xmlns:oel="http://schemas.microsoft.com/office/2019/extlst" xmlns:r="http://schemas.openxmlformats.org/officeDocument/2006/relationships" xmlns:m="http://schemas.openxmlformats.org/officeDocument/2006/math" xmlns:v="urn:schemas-microsoft-com:vml" xmlns:wp14="http://schemas.microsoft.com/office/word/2010/wordprocessingDrawing" xmlns:wp="http://schemas.openxmlformats.org/drawingml/2006/wordprocessingDrawing" xmlns:w10="urn:schemas-microsoft-com:office:word" xmlns:w="http://schemas.openxmlformats.org/wordprocessingml/2006/main" xmlns:w14="http://schemas.microsoft.com/office/word/2010/wordml" xmlns:w15="http://schemas.microsoft.com/office/word/2012/wordml" xmlns:w16cex="http://schemas.microsoft.com/office/word/2018/wordml/cex" xmlns:w16cid="http://schemas.microsoft.com/office/word/2016/wordml/cid" xmlns:w16="http://schemas.microsoft.com/office/word/2018/wordml" xmlns:w16sdtdh="http://schemas.microsoft.com/office/word/2020/wordml/sdtdatahash" xmlns:w16se="http://schemas.microsoft.com/office/word/2015/wordml/symex" xmlns:wpg="http://schemas.microsoft.com/office/word/2010/wordprocessingGroup" xmlns:wpi="http://schemas.microsoft.com/office/word/2010/wordprocessingInk" xmlns:wne="http://schemas.microsoft.com/office/word/2006/wordml" xmlns:wps="http://schemas.microsoft.com/office/word/2010/wordprocessingShape" mc:Ignorable="w14 w15 w16se w16cid w16 w16cex w16sdtdh wp14">
+<w:numbering xmlns:wpc="http://schemas.microsoft.com/office/word/2010/wordprocessingCanvas" xmlns:cx="http://schemas.microsoft.com/office/drawing/2014/chartex" xmlns:cx1="http://schemas.microsoft.com/office/drawing/2015/9/8/chartex" xmlns:cx2="http://schemas.microsoft.com/office/drawing/2015/10/21/chartex" xmlns:cx3="http://schemas.microsoft.com/office/drawing/2016/5/9/chartex" xmlns:cx4="http://schemas.microsoft.com/office/drawing/2016/5/10/chartex" xmlns:cx5="http://schemas.microsoft.com/office/drawing/2016/5/11/chartex" xmlns:cx6="http://schemas.microsoft.com/office/drawing/2016/5/12/chartex" xmlns:cx7="http://schemas.microsoft.com/office/drawing/2016/5/13/chartex" xmlns:cx8="http://schemas.microsoft.com/office/drawing/2016/5/14/chartex" xmlns:mc="http://schemas.openxmlformats.org/markup-compatibility/2006" xmlns:aink="http://schemas.microsoft.com/office/drawing/2016/ink" xmlns:am3d="http://schemas.microsoft.com/office/drawing/2017/model3d" xmlns:o="urn:schemas-microsoft-com:office:office" xmlns:oel="http://schemas.microsoft.com/office/2019/extlst" xmlns:r="http://schemas.openxmlformats.org/officeDocument/2006/relationships" xmlns:m="http://schemas.openxmlformats.org/officeDocument/2006/math" xmlns:v="urn:schemas-microsoft-com:vml" xmlns:wp14="http://schemas.microsoft.com/office/word/2010/wordprocessingDrawing" xmlns:wp="http://schemas.openxmlformats.org/drawingml/2006/wordprocessingDrawing" xmlns:w10="urn:schemas-microsoft-com:office:word" xmlns:w="http://schemas.openxmlformats.org/wordprocessingml/2006/main" xmlns:w14="http://schemas.microsoft.com/office/word/2010/wordml" xmlns:w15="http://schemas.microsoft.com/office/word/2012/wordml" xmlns:w16cex="http://schemas.microsoft.com/office/word/2018/wordml/cex" xmlns:w16cid="http://schemas.microsoft.com/office/word/2016/wordml/cid" xmlns:w16="http://schemas.microsoft.com/office/word/2018/wordml" xmlns:w16du="http://schemas.microsoft.com/office/word/2023/wordml/word16du" xmlns:w16sdtdh="http://schemas.microsoft.com/office/word/2020/wordml/sdtdatahash" xmlns:w16sdtfl="http://schemas.microsoft.com/office/word/2024/wordml/sdtformatlock" xmlns:w16se="http://schemas.microsoft.com/office/word/2015/wordml/symex" xmlns:wpg="http://schemas.microsoft.com/office/word/2010/wordprocessingGroup" xmlns:wpi="http://schemas.microsoft.com/office/word/2010/wordprocessingInk" xmlns:wne="http://schemas.microsoft.com/office/word/2006/wordml" xmlns:wps="http://schemas.microsoft.com/office/word/2010/wordprocessingShape" mc:Ignorable="w14 w15 w16se w16cid w16 w16cex w16sdtdh w16sdtfl w16du wp14">
   <w:abstractNum w:abstractNumId="0" w15:restartNumberingAfterBreak="0">
     <w:nsid w:val="FFFFFF7C"/>
     <w:multiLevelType w:val="singleLevel"/>
@@ -891,7 +895,7 @@
 </file>
 
 <file path=word/styles.xml><?xml version="1.0" encoding="utf-8"?>
-<w:styles xmlns:mc="http://schemas.openxmlformats.org/markup-compatibility/2006" xmlns:r="http://schemas.openxmlformats.org/officeDocument/2006/relationships" xmlns:w="http://schemas.openxmlformats.org/wordprocessingml/2006/main" xmlns:w14="http://schemas.microsoft.com/office/word/2010/wordml" xmlns:w15="http://schemas.microsoft.com/office/word/2012/wordml" xmlns:w16cex="http://schemas.microsoft.com/office/word/2018/wordml/cex" xmlns:w16cid="http://schemas.microsoft.com/office/word/2016/wordml/cid" xmlns:w16="http://schemas.microsoft.com/office/word/2018/wordml" xmlns:w16sdtdh="http://schemas.microsoft.com/office/word/2020/wordml/sdtdatahash" xmlns:w16se="http://schemas.microsoft.com/office/word/2015/wordml/symex" mc:Ignorable="w14 w15 w16se w16cid w16 w16cex w16sdtdh">
+<w:styles xmlns:mc="http://schemas.openxmlformats.org/markup-compatibility/2006" xmlns:r="http://schemas.openxmlformats.org/officeDocument/2006/relationships" xmlns:w="http://schemas.openxmlformats.org/wordprocessingml/2006/main" xmlns:w14="http://schemas.microsoft.com/office/word/2010/wordml" xmlns:w15="http://schemas.microsoft.com/office/word/2012/wordml" xmlns:w16cex="http://schemas.microsoft.com/office/word/2018/wordml/cex" xmlns:w16cid="http://schemas.microsoft.com/office/word/2016/wordml/cid" xmlns:w16="http://schemas.microsoft.com/office/word/2018/wordml" xmlns:w16du="http://schemas.microsoft.com/office/word/2023/wordml/word16du" xmlns:w16sdtdh="http://schemas.microsoft.com/office/word/2020/wordml/sdtdatahash" xmlns:w16sdtfl="http://schemas.microsoft.com/office/word/2024/wordml/sdtformatlock" xmlns:w16se="http://schemas.microsoft.com/office/word/2015/wordml/symex" mc:Ignorable="w14 w15 w16se w16cid w16 w16cex w16sdtdh w16sdtfl w16du">
   <w:docDefaults>
     <w:rPrDefault>
       <w:rPr>
@@ -1649,7 +1653,7 @@
     <w:link w:val="TitleChar"/>
     <w:uiPriority w:val="10"/>
     <w:qFormat/>
-    <w:rsid w:val="007106C8"/>
+    <w:rsid w:val="00E854FA"/>
     <w:pPr>
       <w:spacing w:after="300" w:line="240" w:lineRule="auto"/>
       <w:contextualSpacing/>
@@ -1659,7 +1663,7 @@
       <w:rFonts w:eastAsiaTheme="majorEastAsia" w:cstheme="majorBidi"/>
       <w:spacing w:val="5"/>
       <w:kern w:val="28"/>
-      <w:sz w:val="52"/>
+      <w:sz w:val="40"/>
       <w:szCs w:val="52"/>
       <w:lang w:val="sv-SE" w:eastAsia="en-US" w:bidi="ar-SA"/>
     </w:rPr>
@@ -1669,12 +1673,12 @@
     <w:basedOn w:val="DefaultParagraphFont"/>
     <w:link w:val="Title"/>
     <w:uiPriority w:val="10"/>
-    <w:rsid w:val="007106C8"/>
+    <w:rsid w:val="00E854FA"/>
     <w:rPr>
       <w:rFonts w:ascii="Times New Roman" w:eastAsiaTheme="majorEastAsia" w:hAnsi="Times New Roman" w:cstheme="majorBidi"/>
       <w:spacing w:val="5"/>
       <w:kern w:val="28"/>
-      <w:sz w:val="52"/>
+      <w:sz w:val="40"/>
       <w:szCs w:val="52"/>
       <w:lang w:val="sv-SE" w:eastAsia="en-US" w:bidi="ar-SA"/>
     </w:rPr>

--- a/klagomål/A 26552-2026 FSC-klagomål.docx
+++ b/klagomål/A 26552-2026 FSC-klagomål.docx
@@ -675,7 +675,7 @@
     <w:r>
       <w:tab/>
       <w:tab/>
-      <w:t>2026-06-18</w:t>
+      <w:t>2026-06-19</w:t>
       <w:br/>
       <w:br/>
     </w:r>

--- a/klagomål/A 26552-2026 FSC-klagomål.docx
+++ b/klagomål/A 26552-2026 FSC-klagomål.docx
@@ -675,7 +675,7 @@
     <w:r>
       <w:tab/>
       <w:tab/>
-      <w:t>2026-06-19</w:t>
+      <w:t>2026-06-20</w:t>
       <w:br/>
       <w:br/>
     </w:r>

--- a/klagomål/A 26552-2026 FSC-klagomål.docx
+++ b/klagomål/A 26552-2026 FSC-klagomål.docx
@@ -168,38 +168,7 @@
     </w:p>
     <w:p>
       <w:r>
-        <w:t>Detta dokument behandlar höga naturvärden i avverkningsanmälan A 26552-2026 i Östhammars kommun som inkom 2026-06-10 och omfattar 3,2 ha.</w:t>
-      </w:r>
-    </w:p>
-    <w:p>
-      <w:r>
-        <w:t>Nedan presenteras fynd av naturvårdsarter som gjorts i det avverkningsanmälda området, samt relevanta utdrag ur standarderna för FSC, Chain of Custody, Controlled Wood och PEFC.</w:t>
-      </w:r>
-    </w:p>
-    <w:p>
-      <w:r>
-        <w:t>Vi förväntar oss att ni återkommer med ett skriftligt svar på vårt klagomål och även beskriver vilka korrigerande åtgärder ni satt in för att rätta till identifierade brister i er efterlevnad av den svenska FSC standarden.</w:t>
-      </w:r>
-    </w:p>
-    <w:p>
-      <w:pPr>
-        <w:pStyle w:val="Heading1"/>
-      </w:pPr>
-      <w:r>
-        <w:t>Naturvårdsarter</w:t>
-      </w:r>
-    </w:p>
-    <w:p>
-      <w:r>
-        <w:t>I avverkningsanmälan har följande 1 naturvårdsarter hittats: tibast (S, T). Arter som är signalarter enligt Skogsstyrelsen har markerats med (S). Typiska arter inom Natura 2000 som är kopplade till skogsekosystem har markerats med (T).</w:t>
-      </w:r>
-    </w:p>
-    <w:p>
-      <w:r>
-        <w:t>De påträffade naturvårdsarterna är ett tydligt kvitto på att det rör sig om en skog med höga naturvärden.</w:t>
-      </w:r>
-      <w:r>
-        <w:t xml:space="preserve"> I Figur 1 visas fyndplatser för naturvårdsarter i området, som finns registrerade på Artportalen.</w:t>
+        <w:t>Detta klagomål behandlar höga naturvärden i avverkningsanmälan A 26552-2026 i Östhammars kommun som inkom 2026-06-10 och omfattar 3,2 ha.</w:t>
       </w:r>
     </w:p>
     <w:p>
@@ -247,7 +216,35 @@
         <w:spacing w:after="240"/>
       </w:pPr>
       <w:r>
-        <w:t>Figur 1. Fyndplatser för naturvårdsarter i avverkningsanmälan (röd linje). Markörer utan svart kant är placerade på fyndplatsen. Markörer med svart kant är placerade vid sidan av fyndplatsen och har ett svart streck som visar fyndplatsens exakta position. Kartans mittpunktskoordinat är N 6695860, E 668521 i SWEREF 99 TM.</w:t>
+        <w:t>Figur 1. Fyndplatser för naturvårdsarter i avverkningsanmälan. Markörer utan svart kant är placerade på fyndplatsen. Markörer med svart kant är placerade vid sidan av fyndplatsen har ett svart streck som visar fyndplatsens exakta position. Kartans mittpunktskoordinat är N 6695860, E 668521 i SWEREF 99 TM.</w:t>
+      </w:r>
+    </w:p>
+    <w:p>
+      <w:r>
+        <w:t>I avverkningsanmälan finns fynd av 1 naturvårdsarter, varav 1 är typisk (T) och 1 är signalart (S): tibast (S, T). Se Figur 1.</w:t>
+      </w:r>
+    </w:p>
+    <w:p>
+      <w:r>
+        <w:t>Nedan presenteras relevanta utdrag ur standarderna för FSC, Chain of Custody, Controlled Wood och PEFC.</w:t>
+      </w:r>
+    </w:p>
+    <w:p>
+      <w:r>
+        <w:t>Vi förväntar oss att ni återkommer med ett skriftligt svar på vårt klagomål och även beskriver vilka korrigerande åtgärder ni satt in för att rätta till identifierade brister i er efterlevnad av den svenska FSC standarden.</w:t>
+      </w:r>
+    </w:p>
+    <w:p>
+      <w:pPr>
+        <w:pStyle w:val="Heading1"/>
+      </w:pPr>
+      <w:r>
+        <w:t>Naturvårdsarter och fridlysta arter</w:t>
+      </w:r>
+    </w:p>
+    <w:p>
+      <w:r>
+        <w:t>Nedan följer beskrivningar av de naturvårdsarter och fridlysta arter som har sina livsmiljöer och växtplatser i den avverkningsanmälda skogen. De påträffade naturvårdsarterna är ett tydligt kvitto på att det rör sig om en skog med höga naturvärden.</w:t>
       </w:r>
     </w:p>
     <w:p>
@@ -675,7 +672,7 @@
     <w:r>
       <w:tab/>
       <w:tab/>
-      <w:t>2026-06-20</w:t>
+      <w:t>2026-06-21</w:t>
       <w:br/>
       <w:br/>
     </w:r>

--- a/klagomål/A 26552-2026 FSC-klagomål.docx
+++ b/klagomål/A 26552-2026 FSC-klagomål.docx
@@ -672,7 +672,7 @@
     <w:r>
       <w:tab/>
       <w:tab/>
-      <w:t>2026-06-21</w:t>
+      <w:t>2026-06-22</w:t>
       <w:br/>
       <w:br/>
     </w:r>

--- a/klagomål/A 26552-2026 FSC-klagomål.docx
+++ b/klagomål/A 26552-2026 FSC-klagomål.docx
@@ -672,7 +672,7 @@
     <w:r>
       <w:tab/>
       <w:tab/>
-      <w:t>2026-06-22</w:t>
+      <w:t>2026-06-23</w:t>
       <w:br/>
       <w:br/>
     </w:r>

--- a/klagomål/A 26552-2026 FSC-klagomål.docx
+++ b/klagomål/A 26552-2026 FSC-klagomål.docx
@@ -163,7 +163,7 @@
         <w:pStyle w:val="Title"/>
       </w:pPr>
       <w:r>
-        <w:t>Inledande FSC- /PEFC-klagomål – information om höga naturvärden i avverkningsanmälan A 26552-2026 i Östhammars kommun</w:t>
+        <w:t>Inledande FSC- /PEFC-klagomål – information om höga naturvärden och fridlysta arter i avverkningsanmälan A 26552-2026 i Östhammars kommun</w:t>
       </w:r>
     </w:p>
     <w:p>
@@ -178,7 +178,7 @@
       <w:r>
         <w:drawing>
           <wp:inline xmlns:a="http://schemas.openxmlformats.org/drawingml/2006/main" xmlns:pic="http://schemas.openxmlformats.org/drawingml/2006/picture">
-            <wp:extent cx="5486400" cy="4017704"/>
+            <wp:extent cx="5486400" cy="4502242"/>
             <wp:docPr id="1" name="Picture 1"/>
             <wp:cNvGraphicFramePr>
               <a:graphicFrameLocks noChangeAspect="1"/>
@@ -199,7 +199,7 @@
                   <pic:spPr>
                     <a:xfrm>
                       <a:off x="0" y="0"/>
-                      <a:ext cx="5486400" cy="4017704"/>
+                      <a:ext cx="5486400" cy="4502242"/>
                     </a:xfrm>
                     <a:prstGeom prst="rect"/>
                   </pic:spPr>
@@ -216,12 +216,12 @@
         <w:spacing w:after="240"/>
       </w:pPr>
       <w:r>
-        <w:t>Figur 1. Fyndplatser för naturvårdsarter i avverkningsanmälan. Markörer utan svart kant är placerade på fyndplatsen. Markörer med svart kant är placerade vid sidan av fyndplatsen har ett svart streck som visar fyndplatsens exakta position. Kartans mittpunktskoordinat är N 6695860, E 668521 i SWEREF 99 TM.</w:t>
+        <w:t>Figur 1. Fyndplatser för naturvårdsarter i och inom 20 meter från avverkningsanmälan. Markörer utan svart kant är placerade på fyndplatsen. Markörer med svart kant är placerade vid sidan av fyndplatsen har ett svart streck som visar fyndplatsens exakta position. Kartans mittpunktskoordinat är N 6695860, E 668521 i SWEREF 99 TM.</w:t>
       </w:r>
     </w:p>
     <w:p>
       <w:r>
-        <w:t>I avverkningsanmälan finns fynd av 1 naturvårdsarter, varav 1 är typisk (T) och 1 är signalart (S): tibast (S, T). Se Figur 1.</w:t>
+        <w:t>I och inom 20 meter från avverkningsanmälan finns fynd av 22 naturvårdsarter, varav 4 är rödlistade, 9 är fridlysta, 18 är typiska (T) och 9 är signalarter (S): skogsalm (EN), knärot (VU, T, §8), sårläka (NT, T), vårärt (NT, T), granbarkgnagare (S, T), grön sköldmossa (S, T, §8), grönpyrola (S, T), skogsknipprot (S, T, §8), stor aspticka (S, T), stubbspretmossa (S, T), stuplav (S, T), tibast (S, T), tvåblad (S, §8), blåsippa (T, §9), brudborste (T), ekbräken (T), kransmossa (T), ormbär (T), spillkråka (T, §4), tofsmes (T, §4), nattviol (§8) och revlummer (§9). Se Figur 1.</w:t>
       </w:r>
     </w:p>
     <w:p>
@@ -244,7 +244,368 @@
     </w:p>
     <w:p>
       <w:r>
-        <w:t>Nedan följer beskrivningar av de naturvårdsarter och fridlysta arter som har sina livsmiljöer och växtplatser i den avverkningsanmälda skogen. De påträffade naturvårdsarterna är ett tydligt kvitto på att det rör sig om en skog med höga naturvärden.</w:t>
+        <w:t>Nedan följer beskrivningar av de naturvårdsarter och fridlysta arter som har sina livsmiljöer och växtplatser i den avverkningsanmälda skogen. Se även ytterligare artfakta i BILAGA 1. De påträffade naturvårdsarterna är ett tydligt kvitto på att det rör sig om en skog med höga naturvärden.</w:t>
+      </w:r>
+    </w:p>
+    <w:p>
+      <w:r>
+        <w:rPr>
+          <w:b/>
+        </w:rPr>
+        <w:t>Knärot (VU, §8)</w:t>
+      </w:r>
+      <w:r>
+        <w:t xml:space="preserve"> är typisk art för </w:t>
+      </w:r>
+      <w:r>
+        <w:rPr>
+          <w:i/>
+        </w:rPr>
+        <w:t xml:space="preserve">9010 Taiga </w:t>
+      </w:r>
+      <w:r>
+        <w:t>och</w:t>
+      </w:r>
+      <w:r>
+        <w:rPr>
+          <w:i/>
+        </w:rPr>
+        <w:t xml:space="preserve"> 9050 Näringsrik granskog</w:t>
+      </w:r>
+      <w:r>
+        <w:t xml:space="preserve">, rödlistad som sårbar och fridlyst enligt 8§ artskyddsförordningen. En nyligen genomförd analys av 79 floraväktarlokaler indikerar att det behövs någonstans mellan 100 och 150 meters skyddszon för att en knärotspopulation inte ska dö ut på lång sikt (Sebestyén &amp; Sundberg, 2025). Detta ligger väl i linje med tidigare genomförda studier som visar att det krävs väl tilltagna buffertzoner för att knäroten inte ska ta skada av skogsbruksåtgärder i intilliggande skog (Johnson, 2014; Koelmeijer m.fl., 2022; Skogsstyrelsen, 2022). Arten är även känslig för gallring vilket framgår av Skogsstyrelsens egen vägledning för hänsyn till knärot (Skogsstyrelsen, 2022). Ytterligare en studie visar på den starka korrelationen mellan minskande arealer kontinuitetsskog och lokal utdöenderisk. Knäroten uppvisade en mycket låg koloniseringsgrad (0,7 % över 10 år) i kombination med hög lokal utrotningsrisk (75,2 %), där utrotningssannolikheten ökade kraftigt när arealen kontinuitetsskog minskade mellan undersökningar, t.ex. på grund av kalhyggesbruk (Johansson et al., 2026). För rika förekomster av knärot är reservatsbildning eller biotopskydd lämpliga åtgärder för att skydda den. På knärot kan den sällsynta rostsvampen </w:t>
+      </w:r>
+      <w:r>
+        <w:rPr>
+          <w:i/>
+        </w:rPr>
+        <w:t>Pucciniastrum goodyerae</w:t>
+      </w:r>
+      <w:r>
+        <w:t xml:space="preserve"> påträffas. </w:t>
+      </w:r>
+      <w:r>
+        <w:rPr>
+          <w:i/>
+        </w:rPr>
+        <w:t>Pucciniastrum goodyerae</w:t>
+      </w:r>
+      <w:r>
+        <w:t xml:space="preserve"> är klassad som NE (ej bedömd) i rödlistan (SLU Artdatabanken, 2024).</w:t>
+      </w:r>
+    </w:p>
+    <w:p>
+      <w:r>
+        <w:t>I det avverkningsanmälda området finns 2 fyndplatser för knärot registrerade på Artportalen. Figur 2 visar gränserna för buffertzoner på 50 m, som behöver lämnas kring fyndplatserna för att knärotslokalerna inte ska försvinna vid en avverkning. Av det avverkningsanmälda området överlappar 0.59 ha med buffertzonerna och får av detta skäl inte avverkas.</w:t>
+      </w:r>
+    </w:p>
+    <w:p>
+      <w:pPr>
+        <w:pStyle w:val="Caption"/>
+      </w:pPr>
+      <w:r>
+        <w:drawing>
+          <wp:inline xmlns:a="http://schemas.openxmlformats.org/drawingml/2006/main" xmlns:pic="http://schemas.openxmlformats.org/drawingml/2006/picture">
+            <wp:extent cx="5486400" cy="4136482"/>
+            <wp:docPr id="2" name="Picture 2"/>
+            <wp:cNvGraphicFramePr>
+              <a:graphicFrameLocks noChangeAspect="1"/>
+            </wp:cNvGraphicFramePr>
+            <a:graphic>
+              <a:graphicData uri="http://schemas.openxmlformats.org/drawingml/2006/picture">
+                <pic:pic>
+                  <pic:nvPicPr>
+                    <pic:cNvPr id="0" name="A 26552-2026 karta knärot.png"/>
+                    <pic:cNvPicPr/>
+                  </pic:nvPicPr>
+                  <pic:blipFill>
+                    <a:blip r:embed="rId17"/>
+                    <a:stretch>
+                      <a:fillRect/>
+                    </a:stretch>
+                  </pic:blipFill>
+                  <pic:spPr>
+                    <a:xfrm>
+                      <a:off x="0" y="0"/>
+                      <a:ext cx="5486400" cy="4136482"/>
+                    </a:xfrm>
+                    <a:prstGeom prst="rect"/>
+                  </pic:spPr>
+                </pic:pic>
+              </a:graphicData>
+            </a:graphic>
+          </wp:inline>
+        </w:drawing>
+      </w:r>
+    </w:p>
+    <w:p>
+      <w:pPr>
+        <w:pStyle w:val="Caption"/>
+        <w:spacing w:after="240"/>
+      </w:pPr>
+      <w:r>
+        <w:t>Figur 2. Fyndplatser och buffertzoner för knärot i det avverkningsanmälda området. Endast fyndplatser vars buffertzoner överlappar med det avverkningsanmälda området har tagits med i visualiseringen. Kartans mittpunktskoordinat är N 6695860, E 668521 i SWEREF 99 TM.</w:t>
+      </w:r>
+    </w:p>
+    <w:p>
+      <w:r>
+        <w:rPr>
+          <w:b/>
+        </w:rPr>
+        <w:t>Sårläka (NT)</w:t>
+      </w:r>
+      <w:r>
+        <w:t xml:space="preserve"> växer på mullrik mark i skuggiga eller halvskuggiga lövskogar och lundar men också i örtrika kalkbarrskogar. Arten ingår i en exklusiv lundflora som bara uppträder i de allra rikaste kalkbarrskogarna söder om den biologiska norrlandsgränsen. I ädellövskogar och lundar är den också knuten till områden med en mycket rik mångfald av naturvårdsarter. Enligt Riksskogstaxeringens data förefaller den ha minskat kraftigt (&gt;50%) vilket troligen kan förklaras av det storskaliga skogsbruket med kalhyggen. Sårläka är typisk art för </w:t>
+      </w:r>
+      <w:r>
+        <w:rPr>
+          <w:i/>
+        </w:rPr>
+        <w:t xml:space="preserve">9050 Näringsrik granskog, 9020 Nordlig ädellövskog, 9130 Näringsrik bokskog </w:t>
+      </w:r>
+      <w:r>
+        <w:t xml:space="preserve">och </w:t>
+      </w:r>
+      <w:r>
+        <w:rPr>
+          <w:i/>
+        </w:rPr>
+        <w:t>9160 Näringsrik ekskog</w:t>
+      </w:r>
+      <w:r>
+        <w:t xml:space="preserve"> samt värdväxt för den rödlistade fjärilen sårläkeplattmal (NT) (SLU Artdatabanken, 2026; Nitare &amp; Skogsstyrelsen, 2019).</w:t>
+      </w:r>
+    </w:p>
+    <w:p>
+      <w:r>
+        <w:rPr>
+          <w:b/>
+        </w:rPr>
+        <w:t>Vårärt (NT)</w:t>
+      </w:r>
+      <w:r>
+        <w:t xml:space="preserve"> är en kalkgynnad mullväxt som är knuten till rik lundartad vegetation och har sin huvudsakliga förekomst i sydliga kalklövskogar, lövängen och hässlen. Den har även viktiga förekomster av reliktkaraktär i örtrika kalkgranskogar på frisk eller något fuktig mark i mellersta Sverige. Vårärt är en extra betydelsefull signalart i boreala och boreonemorala kalkgranskogar, då dessa förekomster nu är starkt fragmenterade och troligen visar på en flertusenårig ekologisk kontinuitet där spridning och etablering kan ha skett under postglaciala värmetiden. Arten tål inte dagens storskaliga skogsbruksmetoder och den kommer in på rödlistan för första gången 2025 till följd av en kraftig minskning (&gt;50%) i Riksskogstaxeringens data. Vårärt är typisk art för </w:t>
+      </w:r>
+      <w:r>
+        <w:rPr>
+          <w:i/>
+        </w:rPr>
+        <w:t xml:space="preserve">9050 Näringsrik granskog, 9020 Nordlig ädellövskog, 9160 Näringsrik ekskog </w:t>
+      </w:r>
+      <w:r>
+        <w:t xml:space="preserve">och </w:t>
+      </w:r>
+      <w:r>
+        <w:rPr>
+          <w:i/>
+        </w:rPr>
+        <w:t>9180 Ädellövskog i branter</w:t>
+      </w:r>
+      <w:r>
+        <w:t xml:space="preserve"> (Nitare &amp; Skogsstyrelsen, 2019; SLU Artdatabanken, 2026).</w:t>
+      </w:r>
+    </w:p>
+    <w:p>
+      <w:r>
+        <w:rPr>
+          <w:b/>
+        </w:rPr>
+        <w:t xml:space="preserve">Granbarkgnagare </w:t>
+      </w:r>
+      <w:r>
+        <w:t xml:space="preserve">är en skalbagge vars larvutveckling sker i den tjocka ytterbarken på gamla och mycket grova levande granar. Man lägger lätt märke till angreppen på träden eftersom flera grova kläckhål ligger ganska tätt intill varandra på de grövre barkåsarna. Kläckhålen är runda och ca 1,5 mm breda. Granbarkgnagare är typisk art för </w:t>
+      </w:r>
+      <w:r>
+        <w:rPr>
+          <w:i/>
+        </w:rPr>
+        <w:t xml:space="preserve">9010 Taiga </w:t>
+      </w:r>
+      <w:r>
+        <w:t>(Ehnström, 2002; SLU Artdatabanken, 2025).</w:t>
+      </w:r>
+    </w:p>
+    <w:p>
+      <w:r>
+        <w:rPr>
+          <w:b/>
+        </w:rPr>
+        <w:t>Grön sköldmossa (§8)</w:t>
+      </w:r>
+      <w:r>
+        <w:t xml:space="preserve"> är typisk art för </w:t>
+      </w:r>
+      <w:r>
+        <w:rPr>
+          <w:i/>
+        </w:rPr>
+        <w:t xml:space="preserve">9010 Taiga </w:t>
+      </w:r>
+      <w:r>
+        <w:t>och</w:t>
+      </w:r>
+      <w:r>
+        <w:rPr>
+          <w:i/>
+        </w:rPr>
+        <w:t xml:space="preserve"> 9750 Svämlövskog</w:t>
+      </w:r>
+      <w:r>
+        <w:t xml:space="preserve"> och omfattas av EU:s art- och habitatdirektiv bilaga 2 vilket innebär att det finns ett uttalat intresse inom Europeiska unionen att bevara arten. Grön sköldmossa kräver skog som har ett speciellt mikroklimat med hög och jämn luftfuktighet i kombination med rik tillgång på död ved (Nitare &amp; Skogsstyrelsen, 2019; SLU Artdatabanken, 2025). I praktiken handlar det om åtminstone 50 meter med skyddande skog för att undvika uttorkning av marken (Hallingbäck, personligt meddelande 2022-02-24). Grön sköldmossa är en ansvarsart för Sverige då en särskilt stor andel av Europas population finns i landet. Mark- och miljööverdomstolen (MÖD) har i mål nr M 2019-20 (18 februari 2019) slagit fast att grön sköldmossa (§8) är dispenspliktig och att exemplar av arten inte får skadas utan dispens (MÖD, mål nr M 2019-20).</w:t>
+      </w:r>
+    </w:p>
+    <w:p>
+      <w:r>
+        <w:rPr>
+          <w:b/>
+        </w:rPr>
+        <w:t xml:space="preserve">Grönpyrola </w:t>
+      </w:r>
+      <w:r>
+        <w:t xml:space="preserve">växer främst på sandig, torr eller frisk mark i äldre barrskog, ofta på isälvsmaterial såsom sand och grus. Den påträffas främst i äldre naturligt uppkomna barrskogar, exempelvis på tallmoar, i åssluttningar, dyner och rasbranter. Arten är känslig för skogsbruksmetoder såsom slutavverkning och markberedning. Grönpyrola är typisk art för </w:t>
+      </w:r>
+      <w:r>
+        <w:rPr>
+          <w:i/>
+        </w:rPr>
+        <w:t>9010 Taiga, 9060 Åsbarrskog</w:t>
+      </w:r>
+      <w:r>
+        <w:t xml:space="preserve"> och</w:t>
+      </w:r>
+      <w:r>
+        <w:rPr>
+          <w:i/>
+        </w:rPr>
+        <w:t xml:space="preserve"> 1610 Åsöar i Östersjön </w:t>
+      </w:r>
+      <w:r>
+        <w:t>(Nitare &amp; Skogsstyrelsen, 2019; SLU Artdatabanken, 2025).</w:t>
+      </w:r>
+    </w:p>
+    <w:p>
+      <w:r>
+        <w:rPr>
+          <w:b/>
+        </w:rPr>
+        <w:t>Skogsknipprot (§8)</w:t>
+      </w:r>
+      <w:r>
+        <w:t xml:space="preserve"> är fridlyst enligt 8§ artskyddsförordningen och typisk art för </w:t>
+      </w:r>
+      <w:r>
+        <w:rPr>
+          <w:i/>
+        </w:rPr>
+        <w:t>9050 Näringsrik granskog</w:t>
+      </w:r>
+      <w:r>
+        <w:t xml:space="preserve"> (SLU Artdatabanken, 2025).</w:t>
+      </w:r>
+    </w:p>
+    <w:p>
+      <w:r>
+        <w:rPr>
+          <w:b/>
+        </w:rPr>
+        <w:t>Stor aspticka</w:t>
+      </w:r>
+      <w:r>
+        <w:t xml:space="preserve"> är knuten till gamla levande aspar och orsakar karaktäristiska inbuktningar i stammen (så kallad nekroser). Slutavverknings- och gallringsåtgärder i löv- och blandskogsbestånd som innebär att tillgången på grov asp minskar är ett hot mot arten. Det är viktigt att äldre aspar och aspbestånd sparas och för att gynna arten på sikt bör aspinslagen i t.ex. bergbranter, raviner, skogsbryn och kring äldre odlingsmarker generellt sparas i större utsträckning än vad som görs idag. Stor aspticka är typisk art för </w:t>
+      </w:r>
+      <w:r>
+        <w:rPr>
+          <w:i/>
+        </w:rPr>
+        <w:t xml:space="preserve">9010 Taiga </w:t>
+      </w:r>
+      <w:r>
+        <w:t xml:space="preserve">och </w:t>
+      </w:r>
+      <w:r>
+        <w:rPr>
+          <w:i/>
+        </w:rPr>
+        <w:t>9030 Landhöjningsskog</w:t>
+      </w:r>
+      <w:r>
+        <w:t xml:space="preserve"> (SLU Artdatabanken, 2024; Nitare &amp; Skogsstyrelsen, 2019).</w:t>
+      </w:r>
+    </w:p>
+    <w:p>
+      <w:r>
+        <w:rPr>
+          <w:b/>
+        </w:rPr>
+        <w:t>Stubbspretmossa</w:t>
+      </w:r>
+      <w:r>
+        <w:t xml:space="preserve"> växer på ved i rika löv- och barrskogar med relativt hög luftfuktighet och indikerar fuktiga skogsmiljöer med gott om murken ved och ofta höga naturvärden. Stubbspretmossa är typisk art för </w:t>
+      </w:r>
+      <w:r>
+        <w:rPr>
+          <w:i/>
+        </w:rPr>
+        <w:t>9020 Nordlig ädellövskog</w:t>
+      </w:r>
+      <w:r>
+        <w:t xml:space="preserve"> (SLU Artdatabanken, 2024).</w:t>
+      </w:r>
+    </w:p>
+    <w:p>
+      <w:r>
+        <w:rPr>
+          <w:b/>
+        </w:rPr>
+        <w:t>Stuplav</w:t>
+      </w:r>
+      <w:r>
+        <w:t xml:space="preserve"> är en mycket bra signalart i hela sitt utbredningsområde och förekommer nästan enbart i skogsmiljöer med höga naturvärden. Den indikerar långvarig förekomst av gamla lövträd och miljöer med konstant hög luftfuktighet. I skogar med suboceaniskt klimat finns det en mycket sällsynt parasit, njurlavsknapp </w:t>
+      </w:r>
+      <w:r>
+        <w:rPr>
+          <w:i/>
+        </w:rPr>
+        <w:t>Pletocarpon nephromeum</w:t>
+      </w:r>
+      <w:r>
+        <w:t xml:space="preserve"> (EN), som växer på stuplav. Ytterligare tre sällsynta lavparasiter, </w:t>
+      </w:r>
+      <w:r>
+        <w:rPr>
+          <w:i/>
+        </w:rPr>
+        <w:t>Protounguicularia nephromatis</w:t>
+      </w:r>
+      <w:r>
+        <w:t xml:space="preserve"> (VU), </w:t>
+      </w:r>
+      <w:r>
+        <w:rPr>
+          <w:i/>
+        </w:rPr>
+        <w:t>Refractohilum galligenum</w:t>
+      </w:r>
+      <w:r>
+        <w:t xml:space="preserve"> (NT) och </w:t>
+      </w:r>
+      <w:r>
+        <w:rPr>
+          <w:i/>
+        </w:rPr>
+        <w:t>Roselliniella nephromatis</w:t>
+      </w:r>
+      <w:r>
+        <w:t xml:space="preserve"> (DD), kan också påträffas på stuplav. Stuplav är typisk art för </w:t>
+      </w:r>
+      <w:r>
+        <w:rPr>
+          <w:i/>
+        </w:rPr>
+        <w:t>9010 Taiga</w:t>
+      </w:r>
+      <w:r>
+        <w:t xml:space="preserve"> (SLU Artdatabanken, 2026; Nitare &amp; Skogsstyrelsen, 2019).</w:t>
       </w:r>
     </w:p>
     <w:p>
@@ -265,6 +626,182 @@
       </w:r>
       <w:r>
         <w:t xml:space="preserve"> och värdväxt för de två fjärilsarterna större tibastmal och brun tibastmal (CR) (SLU Artdatabanken, 2024; Nitare &amp; Skogsstyrelsen, 2019).</w:t>
+      </w:r>
+    </w:p>
+    <w:p>
+      <w:r>
+        <w:rPr>
+          <w:b/>
+        </w:rPr>
+        <w:t>Blåsippa (§9)</w:t>
+      </w:r>
+      <w:r>
+        <w:t xml:space="preserve"> är typisk art för </w:t>
+      </w:r>
+      <w:r>
+        <w:rPr>
+          <w:i/>
+        </w:rPr>
+        <w:t>9050 Näringsrik granskog, 9020 Nordlig ädellövskog</w:t>
+      </w:r>
+      <w:r>
+        <w:t xml:space="preserve"> och </w:t>
+      </w:r>
+      <w:r>
+        <w:rPr>
+          <w:i/>
+        </w:rPr>
+        <w:t>8240 Karsthällmarker</w:t>
+      </w:r>
+      <w:r>
+        <w:t xml:space="preserve"> (SLU Artdatabanken, 2025).</w:t>
+      </w:r>
+    </w:p>
+    <w:p>
+      <w:r>
+        <w:rPr>
+          <w:b/>
+        </w:rPr>
+        <w:t>Brudborste</w:t>
+      </w:r>
+      <w:r>
+        <w:t xml:space="preserve"> är typisk art för </w:t>
+      </w:r>
+      <w:r>
+        <w:rPr>
+          <w:i/>
+        </w:rPr>
+        <w:t xml:space="preserve">9050 Näringsrik granskog, 9040 Fjällbjörkskog, 6530 Lövängar, 6430 Högörtängar </w:t>
+      </w:r>
+      <w:r>
+        <w:t xml:space="preserve">och </w:t>
+      </w:r>
+      <w:r>
+        <w:rPr>
+          <w:i/>
+        </w:rPr>
+        <w:t>6510 Slåtterängar i låglandet</w:t>
+      </w:r>
+      <w:r>
+        <w:t xml:space="preserve"> (SLU Artdatabanken, 2025).</w:t>
+      </w:r>
+    </w:p>
+    <w:p>
+      <w:r>
+        <w:rPr>
+          <w:b/>
+        </w:rPr>
+        <w:t xml:space="preserve">Ekbräken </w:t>
+      </w:r>
+      <w:r>
+        <w:t xml:space="preserve">är typisk art för </w:t>
+      </w:r>
+      <w:r>
+        <w:rPr>
+          <w:i/>
+        </w:rPr>
+        <w:t>9050 Näringsrik granskog</w:t>
+      </w:r>
+      <w:r>
+        <w:t xml:space="preserve"> (SLU Artdatabanken, 2025).</w:t>
+      </w:r>
+    </w:p>
+    <w:p>
+      <w:r>
+        <w:rPr>
+          <w:b/>
+        </w:rPr>
+        <w:t>Kransmossa</w:t>
+      </w:r>
+      <w:r>
+        <w:t xml:space="preserve"> är typisk art för </w:t>
+      </w:r>
+      <w:r>
+        <w:rPr>
+          <w:i/>
+        </w:rPr>
+        <w:t xml:space="preserve">9050 Näringsrik granskog </w:t>
+      </w:r>
+      <w:r>
+        <w:t xml:space="preserve">och </w:t>
+      </w:r>
+      <w:r>
+        <w:rPr>
+          <w:i/>
+        </w:rPr>
+        <w:t xml:space="preserve">6170 Alpina kalkgräsmarker </w:t>
+      </w:r>
+      <w:r>
+        <w:t>(SLU Artdatabanken, 2025).</w:t>
+      </w:r>
+    </w:p>
+    <w:p>
+      <w:r>
+        <w:rPr>
+          <w:b/>
+        </w:rPr>
+        <w:t>Ormbär</w:t>
+      </w:r>
+      <w:r>
+        <w:t xml:space="preserve"> är typisk art för </w:t>
+      </w:r>
+      <w:r>
+        <w:rPr>
+          <w:i/>
+        </w:rPr>
+        <w:t xml:space="preserve">9050 Näringsrik granskog </w:t>
+      </w:r>
+      <w:r>
+        <w:t>(SLU Artdatabanken, 2025).</w:t>
+      </w:r>
+    </w:p>
+    <w:p>
+      <w:r>
+        <w:rPr>
+          <w:b/>
+        </w:rPr>
+        <w:t>Spillkråka (§4)</w:t>
+      </w:r>
+      <w:r>
+        <w:t xml:space="preserve"> omfattas av bilaga 1 i EU:s fågeldirektiv och är typisk art för </w:t>
+      </w:r>
+      <w:r>
+        <w:rPr>
+          <w:i/>
+        </w:rPr>
+        <w:t xml:space="preserve">9010 Taiga </w:t>
+      </w:r>
+      <w:r>
+        <w:t>och</w:t>
+      </w:r>
+      <w:r>
+        <w:rPr>
+          <w:i/>
+        </w:rPr>
+        <w:t xml:space="preserve"> 9740 Skogsbevuxen myr</w:t>
+      </w:r>
+      <w:r>
+        <w:t>. Den behöver grova träd, främst tall, asp och bok som boträd. Skogsbruk med korta omloppstider och täta, homogena ungskogar utgör det största hotet. Spillkråka är en nyckelart i skogliga miljöer vars övergivna bohål utnyttjas av flera andra hålhäckande fågelarter och fladdermöss, däribland pärluggla (EN, §4), knipa (§4), salskrake (§4) och skogsduva (§4). Hökuggla (VU, §4) och slaguggla (§4) häckar ofta i högstubbar som brutits av i höjd med ett gammalt spillkråkebo (SLU Artdatabanken, 2026; Skogsstyrelsen, 2016).</w:t>
+      </w:r>
+    </w:p>
+    <w:p>
+      <w:r>
+        <w:rPr>
+          <w:b/>
+        </w:rPr>
+        <w:t>Tofsmes (§4)</w:t>
+      </w:r>
+      <w:r>
+        <w:t xml:space="preserve"> häckar i barr- och blandskog, främst i tallskog. Tofsmes är typisk art för </w:t>
+      </w:r>
+      <w:r>
+        <w:rPr>
+          <w:i/>
+        </w:rPr>
+        <w:t xml:space="preserve">9010 Taiga </w:t>
+      </w:r>
+      <w:r>
+        <w:t>(SLU Artdatabanken, 2025).</w:t>
       </w:r>
     </w:p>
     <w:p>
@@ -319,6 +856,22 @@
       <w:r>
         <w:t>I den avverkningsanmälda skogen har fridlysta arter sina livsmiljöer och växtplatser. Att skada de fridlysta arternas livsmiljöer, växtplatser eller ekologiska funktion är inte tillåtet enligt artskyddsförordningen.</w:t>
       </w:r>
+      <w:r>
+        <w:rPr>
+          <w:i/>
+        </w:rPr>
+        <w:t xml:space="preserve"> EU:s medlemsländer och skogsbolag är skyldiga att agera i enlighet med EU:s fågeldirektiv där det uttryckligen står att direktivet gäller för fåglar samt för deras ägg, bon och </w:t>
+      </w:r>
+      <w:r>
+        <w:rPr>
+          <w:b/>
+          <w:i/>
+        </w:rPr>
+        <w:t xml:space="preserve">livsmiljöer </w:t>
+      </w:r>
+      <w:r>
+        <w:t>(artikel 1). Vidare att de åtgärder som vidtas inte får leda till en försämring av den nuvarande situationen beträffande bevarandet av de fågelarter som avses i artikel 1 (artikel 13).</w:t>
+      </w:r>
     </w:p>
     <w:p>
       <w:r>
@@ -357,7 +910,7 @@
         <w:rPr>
           <w:i/>
         </w:rPr>
-        <w:t>I det avverkningsanmälda skogsområdet har 1 naturvårdsarter varav 0 rödlistade arter sina livsmiljöer och växtplatser.</w:t>
+        <w:t>I det avverkningsanmälda skogsområdet har 22 naturvårdsarter varav 4 rödlistade arter sina livsmiljöer och växtplatser.</w:t>
       </w:r>
     </w:p>
     <w:p>
@@ -542,6 +1095,514 @@
           <w:i/>
         </w:rPr>
         <w:t>I den avverkningsanmälda skogen har fridlysta arter sina livsmiljöer och växtplatser. Att skada de fridlysta arternas livsmiljöer, växtplatser eller ekologiska funktion är inte tillåtet enligt artskyddsförordningen</w:t>
+      </w:r>
+    </w:p>
+    <w:p>
+      <w:r>
+        <w:br w:type="page"/>
+      </w:r>
+    </w:p>
+    <w:p>
+      <w:pPr>
+        <w:pStyle w:val="Title"/>
+      </w:pPr>
+      <w:r>
+        <w:t>BILAGA 1 – Fridlysta arter</w:t>
+      </w:r>
+    </w:p>
+    <w:p>
+      <w:pPr>
+        <w:pStyle w:val="Heading1"/>
+      </w:pPr>
+      <w:r>
+        <w:t>Knärot – ekologi samt krav på livsmiljön</w:t>
+      </w:r>
+    </w:p>
+    <w:p>
+      <w:r>
+        <w:t xml:space="preserve">Knärot är typisk art för </w:t>
+      </w:r>
+      <w:r>
+        <w:rPr>
+          <w:i/>
+        </w:rPr>
+        <w:t xml:space="preserve">9010 Taiga </w:t>
+      </w:r>
+      <w:r>
+        <w:t>och</w:t>
+      </w:r>
+      <w:r>
+        <w:rPr>
+          <w:i/>
+        </w:rPr>
+        <w:t xml:space="preserve"> 9050 Näringsrik granskog</w:t>
+      </w:r>
+      <w:r>
+        <w:t>, fridlyst enligt 8 och 15 §§ artskyddsförordningen och klassad som sårbar (VU) enligt rödlistan 2020. Knärot är beroende av hög och jämn luftfuktighet i gamla, ostörda skogsmiljöer och är känslig för snabba förändringar av ljus-/vindförhållanden eller uttorkning. På grund av ett alltför intensivt skogsbruk har den minskat med 40 (25–50) % under de senaste 60 åren och i framtiden bedöms minskningstakten uppgå till 30 (20–40) %. Till följd av att arten har en dokumenterat högre minskningstakt i förhållande till sin generationstid än vad som tidigare varit känt (data från Riksskogstaxeringen) höjdes den till hotkategori sårbar (VU) i rödlistan 2020 (SLU Artdatabanken, 2024).</w:t>
+      </w:r>
+    </w:p>
+    <w:p>
+      <w:r>
+        <w:t>En analys av 79 floraväktarlokaler åren 1990–2015 vilka återbesökts under 2020–2024 visade på en tydlig negativ påverkan på knärotsförekomster från större hyggen i närområdet (inom 150–200 m) vilket indikerar att kanteffekter har en stor påverkan på populationerna. Resultaten bekräftar knärotens känslighet för kanteffekter och visar vikten av att skydda större skogsbestånd för att bevara arten. Om det blir höga andelar (&gt;30%) hyggen inom 200 meter från en knärotsförekomst så ökar risken för att en knärotspopulation dör ut och det verkar det behövas någonstans mellan 100 och 150 meters skyddszon för att bevara arten på lång sikt (Sebestyén &amp; Sundberg, 2025). Detta stöds även av en studie (Johansson et al, 2026) baserad på data från Riksskogstaxeringen som visar att knäroten minskat med 66 % under perioden 1993–2022 samt att det finns en stark korrelation mellan minskande arealer kontinuitetsskog och lokal utdöenderisk. Knäroten uppvisade en mycket låg koloniseringsgrad (0,7 % över 10 år) i kombination med hög lokal utrotningsrisk (75,2 %), där utrotningssannolikheten ökade kraftigt när arealen kontinuitetsskog minskade mellan undersökningar, t.ex. på grund av kalhyggesbruk (Johansson et al., 2026).</w:t>
+      </w:r>
+    </w:p>
+    <w:p>
+      <w:r>
+        <w:t xml:space="preserve">Samuel Johnsons doktorsavhandling </w:t>
+      </w:r>
+      <w:r>
+        <w:rPr>
+          <w:i/>
+        </w:rPr>
+        <w:t>“Retention Forestry as a Conservation Measure for Boreal Forest Ground Vegetation”</w:t>
+      </w:r>
+      <w:r>
+        <w:t xml:space="preserve"> (SLU, Uppsala 2014) visar att det krävs väl tilltagna skyddszoner för att knärotens växtplatser inte ska ta skada av skogsbruksåtgärder i intilliggande områden: </w:t>
+      </w:r>
+      <w:r>
+        <w:rPr>
+          <w:i/>
+        </w:rPr>
+        <w:t xml:space="preserve">“Study III shows that retention patches smaller than 0.5 ha do not lifeboat the sensitive forest herb G. repens, a species that depend on stable microclimatic conditions typical for intact forest stands.” </w:t>
+      </w:r>
+      <w:r>
+        <w:t xml:space="preserve">Vidare </w:t>
+      </w:r>
+      <w:r>
+        <w:rPr>
+          <w:i/>
+        </w:rPr>
+        <w:t>“More sensitive forest species are not lifeboated in retention patches ranging from 0.05 to 0.5 ha (Papers II &amp; III).”</w:t>
+      </w:r>
+    </w:p>
+    <w:p>
+      <w:r>
+        <w:t xml:space="preserve">Johnsons (2014) rekommendation på minst 50 meters breda skyddszoner runt knärotens växtplatser motsvarar en areal på 0,78 hektar, vilket ligger i linje med andra studier som gjorts på känsliga skogsarter: </w:t>
+      </w:r>
+      <w:r>
+        <w:rPr>
+          <w:i/>
+        </w:rPr>
+        <w:t>“In study III I also show that translocated specimens of G. repens survives well in mature forests at least 50 m from the nearest edge to an open area. Moreover, measures of temperature and humidity show that such distances from an open area is far enough to offer a microclimate that is more stable compared to what present in retention patches of around 0.1 ha. This means that the very centre of a circular patch with radius 50 m (equals a size of 0.78 ha) should offer conditions similar to interior forest and would perhaps be a suitable habitat for G. repens and similar species. Previous studies from both North America and Sweden have also concluded that patches between 0.5 and one ha are sufficient for preserving interior forest vegetation as well as sensitive lichens and bryophytes (de Graaf &amp; Roberts 2009; Halpern et al. 2012; Rudolphi et al. 2014).”</w:t>
+      </w:r>
+    </w:p>
+    <w:p>
+      <w:r>
+        <w:t>Ytterligare en studie (Koelmeijer m.fl., 2022) inkluderar knärotens skyddsbehov. I uppsatsen berörs problemet med uttorkning för växter, bl.a. för knärot, ett problem som blivit accentuerat på grund av den pågående klimatförändringen och torra somrar, t.ex. den exceptionellt torra sommaren 2018. I uppsatsen undersöks områden med tre olika avstånd från kalhyggeskant med avseende på skydd bl.a. för knärot. Det första området har avstånd upp till 20 m från hyggeskant (Strong edge effect), det andra 20–40 m från hyggeskant (Weak edge effect) och det tredje avser större avstånd från hyggeskant, där kanteffekten anses vara försumbar (Interior). Ett resultat var att man fann stor eller mycket stor uttorkningseffekt på känsliga och rödlistade skogsarter vid de kortare avstånden till hyggeskant, medan effekt av uttorkning inte konstaterades på större avstånd (Interior). För orkidén knärot fann man en rik förekomst (upp till 0,06 dm2/m2) på stort avstånd från hyggeskant (Interior), medan förekomsten var liten eller närmast försumbar i de områden som klassificerades som Weak edge effect respektive Strong edge effect. Arbetet påpekar att de allt oftare förekommande torra somrarna ger ytterligare skäl att utöka skyddsavståndet från hyggen till den fuktkrävande arten knärot (Koelmeijer m.fl., 2022).</w:t>
+      </w:r>
+    </w:p>
+    <w:p>
+      <w:r>
+        <w:t>Även Skogsstyrelsens egen vägledning för hänsyn till knärot ligger i linje med ovanstående forskningsstudier. Av vägledningen framgår det att för med hög sannolikhet kunna bevara befintliga förekomster krävs relativt stora avsättningar av uppvuxen skog med slutet och relativt tätt kronskikt. Som riktlinje kan krävas ett avstånd på 50 meter in från brynet för att vidmakthålla ett fungerande mikroklimat. Detta innebär att fristående hänsynsytor för många arter (kärlväxter, lavar och mossor) kan behöva ha en area överstigande 0,8 hektar (cirkelyta med radien 50 meter = 0,78 hektar) för att bibehålla lokalklimatet. Även ganska små förändringar i form av förändrade ljus- och fuktighetsförhållanden, till exempel till följd av gallring, kan leda till att arten försvinner till följd av konkurrens med mera ljuskrävande och snabbväxande arter (Skogsstyrelsen, 2022).</w:t>
+      </w:r>
+    </w:p>
+    <w:p>
+      <w:r>
+        <w:t>Vid tillämpning av försiktighetsprincipen enligt 2 kap. 3 § miljöbalken bör sålunda 100–150 meters skyddszon lämnas runt knärotens växtplatser.</w:t>
+      </w:r>
+    </w:p>
+    <w:p>
+      <w:pPr>
+        <w:pStyle w:val="Heading2"/>
+      </w:pPr>
+      <w:r>
+        <w:t>Referenser – knärot</w:t>
+      </w:r>
+    </w:p>
+    <w:p>
+      <w:r>
+        <w:t xml:space="preserve">de Graaf M &amp; Roberts M.R., 2009. </w:t>
+      </w:r>
+      <w:r>
+        <w:rPr>
+          <w:i/>
+        </w:rPr>
+        <w:t xml:space="preserve">Short-term response of the herbaceous layer within leave patches after harvest. </w:t>
+      </w:r>
+      <w:r>
+        <w:t>Forest Ecology and Management 257, 1014–1025.</w:t>
+      </w:r>
+    </w:p>
+    <w:p>
+      <w:r>
+        <w:t xml:space="preserve">Halpern, C. B., Halaj, J., Evans, S. A., &amp; Dovciak, M., 2012. </w:t>
+      </w:r>
+      <w:r>
+        <w:rPr>
+          <w:i/>
+        </w:rPr>
+        <w:t xml:space="preserve">Level and pattern of overstory retention interact to shape long-term responses of understories to timber harvest. </w:t>
+      </w:r>
+      <w:r>
+        <w:t>Ecological Applications, 22, 2049–2064.</w:t>
+      </w:r>
+    </w:p>
+    <w:p>
+      <w:r>
+        <w:t>Johansson, V., Jansson, M. och Bergman, K-O</w:t>
+      </w:r>
+      <w:r>
+        <w:rPr>
+          <w:i/>
+        </w:rPr>
+        <w:t>.</w:t>
+      </w:r>
+      <w:r>
+        <w:t>, 2026.</w:t>
+      </w:r>
+      <w:r>
+        <w:rPr>
+          <w:i/>
+        </w:rPr>
+        <w:t xml:space="preserve"> A 30-year population decline of a threatened forest orchid associated with old growth forests</w:t>
+      </w:r>
+      <w:r>
+        <w:t>. Department of Physics, Chemistry and Biology (IFM), Linköping University.</w:t>
+      </w:r>
+    </w:p>
+    <w:p>
+      <w:r>
+        <w:t xml:space="preserve">Johnson, S., 2014. </w:t>
+      </w:r>
+      <w:r>
+        <w:rPr>
+          <w:i/>
+        </w:rPr>
+        <w:t>Retention Forestry as a Conservation Measure for Boreal Forest Ground Vegetation</w:t>
+      </w:r>
+      <w:r>
+        <w:t>. Doktorsavhandling, SLU, Uppsala.</w:t>
+      </w:r>
+    </w:p>
+    <w:p>
+      <w:r>
+        <w:t xml:space="preserve">Koelmeijer, I. A., Ehrlén, J., Jönsson, M., De Frenne, P., Berg, P., Andersson, J., Weibull, H. &amp; Hylander, N. 2022. </w:t>
+      </w:r>
+      <w:r>
+        <w:rPr>
+          <w:i/>
+        </w:rPr>
+        <w:t xml:space="preserve">Interactive effects of drought and edge exposure on old-growth forest understory species. </w:t>
+      </w:r>
+      <w:r>
+        <w:t>Landscape Ecology, 37, sid 1839–1853.</w:t>
+      </w:r>
+    </w:p>
+    <w:p>
+      <w:r>
+        <w:t xml:space="preserve">Rudolphi, J., Jönsson, M. T., &amp; Gustafsson, L., 2014. </w:t>
+      </w:r>
+      <w:r>
+        <w:rPr>
+          <w:i/>
+        </w:rPr>
+        <w:t xml:space="preserve">Biological legacies buffer local species extinction after logging. </w:t>
+      </w:r>
+      <w:r>
+        <w:t>Journal of Applied Ecology. 51, 53–62.</w:t>
+      </w:r>
+    </w:p>
+    <w:p>
+      <w:r>
+        <w:t xml:space="preserve">Sebestyén, L. och Sundberg, S. 2025.  </w:t>
+      </w:r>
+      <w:r>
+        <w:rPr>
+          <w:i/>
+        </w:rPr>
+        <w:t>Påverkan på knärotslokaler från hyggen i närheten.</w:t>
+      </w:r>
+      <w:r>
+        <w:t xml:space="preserve"> DAPHNE 36:1 2025. Botaniska Sällskapet i Stockholm.</w:t>
+      </w:r>
+    </w:p>
+    <w:p>
+      <w:r>
+        <w:t xml:space="preserve">Skogsstyrelsen, 2022. </w:t>
+      </w:r>
+      <w:r>
+        <w:rPr>
+          <w:i/>
+        </w:rPr>
+        <w:t xml:space="preserve">Vägledning för hänsyn till knärot. </w:t>
+      </w:r>
+      <w:r>
+        <w:t>https://www.skogsstyrelsen.se/lag-och-tillsyn/artskydd/vagledningar-och-kunskapsstod-artskydd/vagledning-for-hansyn-till-knarot/.</w:t>
+      </w:r>
+    </w:p>
+    <w:p>
+      <w:r>
+        <w:t xml:space="preserve">SLU Artdatabanken, 2024. </w:t>
+      </w:r>
+      <w:r>
+        <w:rPr>
+          <w:i/>
+        </w:rPr>
+        <w:t xml:space="preserve">Artfaktablad. Naturvård – artfakta. </w:t>
+      </w:r>
+      <w:r>
+        <w:t>SLU Artdatabanken, Uppsala.</w:t>
+      </w:r>
+    </w:p>
+    <w:p>
+      <w:pPr>
+        <w:pStyle w:val="Heading1"/>
+      </w:pPr>
+      <w:r>
+        <w:t>Grön sköldmossa – ekologi samt krav på livsmiljön</w:t>
+      </w:r>
+    </w:p>
+    <w:p>
+      <w:r>
+        <w:t>Grön sköldmossa (§8) växer på stubbar och lågor av olika trädslag, huvudsakligen i sena nedbrytningsstadier. Den förekommer främst i näringsrika granskogar med stort inslag av löv, arten är kortlivad och antalet kapslar varierar kraftigt mellan olika år. Grön sköldmossa kräver skog som har ett speciellt mikroklimat med hög och jämn luftfuktighet i kombination med rik tillgång på död ved (SLU Artdatabanken, 2021; Nitare &amp; Skogsstyrelsen, 2019).</w:t>
+      </w:r>
+    </w:p>
+    <w:p>
+      <w:r>
+        <w:t>Arten har sin huvudutbredning i sydöstra Sverige. Allvarligaste hoten är skogsavverkning och brist på död ved. Brist på naturligt döda träd i dagens produktionsskogar gör att arten blir allt sällsyntare (Hallingbäck, 2016). Död ved i större mängd bör lämnas och träd tillåtas åldras och dö för att skapa kontinuerlig tillgång på livsmiljöer. Träd och livsmiljö bör skyddas genom att lämna trädgrupper, ytor eller zoner (SLU Artdatabanken, 2021). I praktiken handlar det om åtminstone 50 meter med skyddande skog för att undvika uttorkning av marken (Hallingbäck, personligt meddelande 2022-02-24).</w:t>
+      </w:r>
+    </w:p>
+    <w:p>
+      <w:r>
+        <w:t xml:space="preserve">Grön sköldmossa är typisk art för </w:t>
+      </w:r>
+      <w:r>
+        <w:rPr>
+          <w:i/>
+        </w:rPr>
+        <w:t xml:space="preserve">9010 Taiga </w:t>
+      </w:r>
+      <w:r>
+        <w:t>och</w:t>
+      </w:r>
+      <w:r>
+        <w:rPr>
+          <w:i/>
+        </w:rPr>
+        <w:t xml:space="preserve"> 9750 Svämlövskog</w:t>
+      </w:r>
+      <w:r>
+        <w:t>, fridlyst enligt 8§ artskyddsförordningen och upptagen i EU:s Habitatdirektiv bilaga 2 vilket innebär att det finns ett uttalat intresse inom Europeiska unionen att bevara arten. Grön sköldmossa är en ansvarsart för Sverige då en särskilt stor andel av Europas population finns i landet. Förutom i östra Sverige har arten inga större sammanhängande utbredningar med gynnsam bevarandestatus söderut i Europa förrän i Montenegro. Det finns enbart liten förekomst med gynnsam regional bevarandestatus i södra Frankrike och södra Polen. Fridlysningen enligt §§ 8 och 15 Artskyddsförordningen innebär att det är förbjudet att på något sätt skada exemplar av arten, se artskyddsförordningen (2007:845):</w:t>
+      </w:r>
+    </w:p>
+    <w:p>
+      <w:pPr>
+        <w:pStyle w:val="ListBullet"/>
+      </w:pPr>
+      <w:r>
+        <w:t>8 § I fråga om sådana vilt levande kärlväxter, mossor, lavar, svampar och alger som anges i bilaga 2 till denna förordning är det förbjudet att i den omfattning som framgår av bilagan 1. plocka, gräva upp eller på annat sätt ta bort eller skada exemplar av växterna, och 2. ta bort eller skada frön eller andra delar.</w:t>
+      </w:r>
+    </w:p>
+    <w:p>
+      <w:pPr>
+        <w:pStyle w:val="ListBullet"/>
+      </w:pPr>
+      <w:r>
+        <w:t>15 § Länsstyrelsen får i det enskilda fallet ge dispens från förbuden i 6, 8 och 9 §§ som avser länet eller del av länet, om det inte finns någon annan lämplig lösning och dispensen inte försvårar upprätthållandet av en gynnsam bevarandestatus hos artens bestånd i dess naturliga utbredningsområde.</w:t>
+      </w:r>
+    </w:p>
+    <w:p>
+      <w:r>
+        <w:t>Grön sköldmossa är även listad som B i Artskyddsförordningen vilket innebär att den är en art av unionsintresse:</w:t>
+      </w:r>
+    </w:p>
+    <w:p>
+      <w:pPr>
+        <w:pStyle w:val="ListBullet"/>
+      </w:pPr>
+      <w:r>
+        <w:t>B: Arten har enligt fågeldirektivet eller art- och habitatdirektivet ett sådant unionsintresse att särskilda skyddsområden (fågeldirektivet) eller bevarandeområden (art- och habitatdirektivet) behöver utses. Arten finns upptagen i bilaga 2 till art- och habitatdirektivet.</w:t>
+      </w:r>
+    </w:p>
+    <w:p>
+      <w:r>
+        <w:t>Mark- och miljööverdomstolen (MÖD) har i mål nr M 2019-20 (18 februari 2019) slagit fast att grön sköldmossa (§8) är dispenspliktig och att exemplar av arten inte får skadas utan dispens (MÖD, mål nr M 2019-20).</w:t>
+      </w:r>
+    </w:p>
+    <w:p>
+      <w:r>
+        <w:t>Hallingbäck, personligt meddelande 2022-02-24</w:t>
+      </w:r>
+    </w:p>
+    <w:p>
+      <w:pPr>
+        <w:jc w:val="left"/>
+      </w:pPr>
+      <w:r>
+        <w:t>Från: Tomas Hallingbäck &lt;Tomas.Hallingback@slu.se&gt;</w:t>
+        <w:br/>
+        <w:t>Date: tors 24 feb. 2022 kl 17:49</w:t>
+        <w:br/>
+        <w:t>Subject: Re: Grön sköldmossa</w:t>
+        <w:br/>
+        <w:t>To: Magnus Kasselstrand &lt;magnus.kasselstrand@gmail.com&gt;</w:t>
+      </w:r>
+    </w:p>
+    <w:p>
+      <w:r>
+        <w:t>Hej Magnus,</w:t>
+      </w:r>
+    </w:p>
+    <w:p>
+      <w:r>
+        <w:t>Tyvärr finns inga studier på just detta, men uttorkning av underlaget är en starkt negativ faktor för grön sköldmossa, och jag brukar hänvisa till lokalklimatiska studier som visar att skyddskappan för att förhindra uttorkning av marken ligger på minst tre trädlängder skog (för plan mark), kortare för kuperad terräng, och detta blir i praktiken åtminstone 50 meter.</w:t>
+      </w:r>
+    </w:p>
+    <w:p>
+      <w:r>
+        <w:t>MVH</w:t>
+        <w:br/>
+        <w:t>Tomas Hallingbäck</w:t>
+      </w:r>
+    </w:p>
+    <w:p>
+      <w:pPr>
+        <w:pStyle w:val="Heading2"/>
+      </w:pPr>
+      <w:r>
+        <w:t>Referenser – grön sköldmossa</w:t>
+      </w:r>
+    </w:p>
+    <w:p>
+      <w:r>
+        <w:t xml:space="preserve">Hallingbäck T., 2016. </w:t>
+      </w:r>
+      <w:r>
+        <w:rPr>
+          <w:i/>
+        </w:rPr>
+        <w:t xml:space="preserve">Mossor en fältguide. </w:t>
+      </w:r>
+      <w:r>
+        <w:t>Naturcentrum.</w:t>
+      </w:r>
+    </w:p>
+    <w:p>
+      <w:r>
+        <w:t xml:space="preserve">Hallingbäck T., 2022. </w:t>
+      </w:r>
+      <w:r>
+        <w:rPr>
+          <w:i/>
+        </w:rPr>
+        <w:t xml:space="preserve">Personligt meddelande 2022-02-24. </w:t>
+      </w:r>
+      <w:r>
+        <w:t>SLU Artdatabanken.</w:t>
+      </w:r>
+    </w:p>
+    <w:p>
+      <w:r>
+        <w:t xml:space="preserve">Mark- och miljööverdomstolen. </w:t>
+      </w:r>
+      <w:r>
+        <w:rPr>
+          <w:i/>
+        </w:rPr>
+        <w:t xml:space="preserve">Dom 18 februari 2019 i mål nr M 2019-20 </w:t>
+      </w:r>
+      <w:r>
+        <w:t>(MÖD, mål nr M 2019-20)</w:t>
+      </w:r>
+    </w:p>
+    <w:p>
+      <w:r>
+        <w:t xml:space="preserve">Nitare, J., 2019. </w:t>
+      </w:r>
+      <w:r>
+        <w:rPr>
+          <w:i/>
+        </w:rPr>
+        <w:t xml:space="preserve">Skyddsvärd skog – Naturvårdsarter och andra kriterier för naturvärdesbedömning. </w:t>
+      </w:r>
+      <w:r>
+        <w:t>Skogsstyrelsen.</w:t>
+      </w:r>
+    </w:p>
+    <w:p>
+      <w:r>
+        <w:t xml:space="preserve">SLU Artdatabanken, 2021. </w:t>
+      </w:r>
+      <w:r>
+        <w:rPr>
+          <w:i/>
+        </w:rPr>
+        <w:t xml:space="preserve">Artfaktablad. Naturvård – artfakta. </w:t>
+      </w:r>
+      <w:r>
+        <w:t>SLU Artdatabanken, Uppsala</w:t>
+      </w:r>
+    </w:p>
+    <w:p>
+      <w:pPr>
+        <w:pStyle w:val="Heading1"/>
+      </w:pPr>
+      <w:r>
+        <w:t>Spillkråka – ekologi samt krav på livsmiljön</w:t>
+      </w:r>
+    </w:p>
+    <w:p>
+      <w:r>
+        <w:t xml:space="preserve">Spillkråka (§4) ingår i bilaga 1 EU:s fågeldirektiv och är typisk art för </w:t>
+      </w:r>
+      <w:r>
+        <w:rPr>
+          <w:i/>
+        </w:rPr>
+        <w:t xml:space="preserve">9010 Taiga </w:t>
+      </w:r>
+      <w:r>
+        <w:t>och</w:t>
+      </w:r>
+      <w:r>
+        <w:rPr>
+          <w:i/>
+        </w:rPr>
+        <w:t xml:space="preserve"> 9740 Skogsbevuxen myr</w:t>
+      </w:r>
+      <w:r>
+        <w:t>. Den lever i både barr- och blandskog liksom i ren lövskog. De tätaste populationerna tenderar att finnas i äldre, variationsrik blandskog med gott om död ved och gamla träd. Varje par utnyttjar 400–1000 hektar skog beroende på skogens kvalitet. Skogsbruk med korta omloppstider och täta, homogena ungskogar utgör det största hotet (SLU Artdatabanken, 2026).</w:t>
+      </w:r>
+    </w:p>
+    <w:p>
+      <w:r>
+        <w:t>Spillkråka är en nyckelart i skogliga miljöer vars övergivna bohål utnyttjas av flera andra hålhäckande fågelarter och fladdermöss, däribland pärluggla (EN, §4), knipa (§4), salskrake (§4) och skogsduva (§4). Hökuggla (VU, §4) och slaguggla (§4) häckar ofta i högstubbar som brutits av i höjd med ett gammalt spillkråkebo (Skogsstyrelsen, 2016).</w:t>
+      </w:r>
+    </w:p>
+    <w:p>
+      <w:pPr>
+        <w:pStyle w:val="Heading2"/>
+      </w:pPr>
+      <w:r>
+        <w:t>Referenser – spillkråka</w:t>
+      </w:r>
+    </w:p>
+    <w:p>
+      <w:r>
+        <w:t xml:space="preserve">Skogsstyrelsen, 2016. </w:t>
+      </w:r>
+      <w:r>
+        <w:rPr>
+          <w:i/>
+        </w:rPr>
+        <w:t xml:space="preserve">Vägledning för hänsyn till spillkråka. </w:t>
+      </w:r>
+      <w:r>
+        <w:t>Vägledningar och kunskapsstöd artskydd – Skogsstyrelsen.</w:t>
+      </w:r>
+    </w:p>
+    <w:p>
+      <w:r>
+        <w:t xml:space="preserve">SLU Artdatabanken, 2026. </w:t>
+      </w:r>
+      <w:r>
+        <w:rPr>
+          <w:i/>
+        </w:rPr>
+        <w:t xml:space="preserve">Artfaktablad. Naturvård – artfakta. </w:t>
+      </w:r>
+      <w:r>
+        <w:t>SLU Artdatabanken, Uppsala.</w:t>
       </w:r>
     </w:p>
     <w:sectPr>
@@ -672,7 +1733,7 @@
     <w:r>
       <w:tab/>
       <w:tab/>
-      <w:t>2026-06-23</w:t>
+      <w:t>2026-06-24</w:t>
       <w:br/>
       <w:br/>
     </w:r>

--- a/klagomål/A 26552-2026 FSC-klagomål.docx
+++ b/klagomål/A 26552-2026 FSC-klagomål.docx
@@ -1733,7 +1733,7 @@
     <w:r>
       <w:tab/>
       <w:tab/>
-      <w:t>2026-06-24</w:t>
+      <w:t>2026-06-25</w:t>
       <w:br/>
       <w:br/>
     </w:r>

--- a/klagomål/A 26552-2026 FSC-klagomål.docx
+++ b/klagomål/A 26552-2026 FSC-klagomål.docx
@@ -1733,7 +1733,7 @@
     <w:r>
       <w:tab/>
       <w:tab/>
-      <w:t>2026-06-25</w:t>
+      <w:t>2026-06-26</w:t>
       <w:br/>
       <w:br/>
     </w:r>

--- a/klagomål/A 26552-2026 FSC-klagomål.docx
+++ b/klagomål/A 26552-2026 FSC-klagomål.docx
@@ -1733,7 +1733,7 @@
     <w:r>
       <w:tab/>
       <w:tab/>
-      <w:t>2026-06-26</w:t>
+      <w:t>2026-06-27</w:t>
       <w:br/>
       <w:br/>
     </w:r>

--- a/klagomål/A 26552-2026 FSC-klagomål.docx
+++ b/klagomål/A 26552-2026 FSC-klagomål.docx
@@ -1733,7 +1733,7 @@
     <w:r>
       <w:tab/>
       <w:tab/>
-      <w:t>2026-06-27</w:t>
+      <w:t>2026-06-28</w:t>
       <w:br/>
       <w:br/>
     </w:r>

--- a/klagomål/A 26552-2026 FSC-klagomål.docx
+++ b/klagomål/A 26552-2026 FSC-klagomål.docx
@@ -1733,7 +1733,7 @@
     <w:r>
       <w:tab/>
       <w:tab/>
-      <w:t>2026-06-28</w:t>
+      <w:t>2026-06-29</w:t>
       <w:br/>
       <w:br/>
     </w:r>

--- a/klagomål/A 26552-2026 FSC-klagomål.docx
+++ b/klagomål/A 26552-2026 FSC-klagomål.docx
@@ -1733,7 +1733,7 @@
     <w:r>
       <w:tab/>
       <w:tab/>
-      <w:t>2026-06-29</w:t>
+      <w:t>2026-06-30</w:t>
       <w:br/>
       <w:br/>
     </w:r>

--- a/klagomål/A 26552-2026 FSC-klagomål.docx
+++ b/klagomål/A 26552-2026 FSC-klagomål.docx
@@ -1733,7 +1733,7 @@
     <w:r>
       <w:tab/>
       <w:tab/>
-      <w:t>2026-06-30</w:t>
+      <w:t>2026-07-01</w:t>
       <w:br/>
       <w:br/>
     </w:r>

--- a/klagomål/A 26552-2026 FSC-klagomål.docx
+++ b/klagomål/A 26552-2026 FSC-klagomål.docx
@@ -1733,7 +1733,7 @@
     <w:r>
       <w:tab/>
       <w:tab/>
-      <w:t>2026-07-01</w:t>
+      <w:t>2026-07-02</w:t>
       <w:br/>
       <w:br/>
     </w:r>

--- a/klagomål/A 26552-2026 FSC-klagomål.docx
+++ b/klagomål/A 26552-2026 FSC-klagomål.docx
@@ -1733,7 +1733,7 @@
     <w:r>
       <w:tab/>
       <w:tab/>
-      <w:t>2026-07-13</w:t>
+      <w:t>2026-07-14</w:t>
       <w:br/>
       <w:br/>
     </w:r>

--- a/klagomål/A 26552-2026 FSC-klagomål.docx
+++ b/klagomål/A 26552-2026 FSC-klagomål.docx
@@ -1733,7 +1733,7 @@
     <w:r>
       <w:tab/>
       <w:tab/>
-      <w:t>2026-07-14</w:t>
+      <w:t>2026-07-15</w:t>
       <w:br/>
       <w:br/>
     </w:r>

--- a/klagomål/A 26552-2026 FSC-klagomål.docx
+++ b/klagomål/A 26552-2026 FSC-klagomål.docx
@@ -1733,7 +1733,7 @@
     <w:r>
       <w:tab/>
       <w:tab/>
-      <w:t>2026-07-15</w:t>
+      <w:t>2026-07-16</w:t>
       <w:br/>
       <w:br/>
     </w:r>

--- a/klagomål/A 26552-2026 FSC-klagomål.docx
+++ b/klagomål/A 26552-2026 FSC-klagomål.docx
@@ -1733,7 +1733,7 @@
     <w:r>
       <w:tab/>
       <w:tab/>
-      <w:t>2026-07-16</w:t>
+      <w:t>2026-07-17</w:t>
       <w:br/>
       <w:br/>
     </w:r>

--- a/klagomål/A 26552-2026 FSC-klagomål.docx
+++ b/klagomål/A 26552-2026 FSC-klagomål.docx
@@ -1733,7 +1733,7 @@
     <w:r>
       <w:tab/>
       <w:tab/>
-      <w:t>2026-07-17</w:t>
+      <w:t>2026-07-18</w:t>
       <w:br/>
       <w:br/>
     </w:r>

--- a/klagomål/A 26552-2026 FSC-klagomål.docx
+++ b/klagomål/A 26552-2026 FSC-klagomål.docx
@@ -1733,7 +1733,7 @@
     <w:r>
       <w:tab/>
       <w:tab/>
-      <w:t>2026-07-18</w:t>
+      <w:t>2026-07-19</w:t>
       <w:br/>
       <w:br/>
     </w:r>

--- a/klagomål/A 26552-2026 FSC-klagomål.docx
+++ b/klagomål/A 26552-2026 FSC-klagomål.docx
@@ -1733,7 +1733,7 @@
     <w:r>
       <w:tab/>
       <w:tab/>
-      <w:t>2026-07-19</w:t>
+      <w:t>2026-07-20</w:t>
       <w:br/>
       <w:br/>
     </w:r>

--- a/klagomål/A 26552-2026 FSC-klagomål.docx
+++ b/klagomål/A 26552-2026 FSC-klagomål.docx
@@ -1733,7 +1733,7 @@
     <w:r>
       <w:tab/>
       <w:tab/>
-      <w:t>2026-07-20</w:t>
+      <w:t>2026-07-21</w:t>
       <w:br/>
       <w:br/>
     </w:r>

--- a/klagomål/A 26552-2026 FSC-klagomål.docx
+++ b/klagomål/A 26552-2026 FSC-klagomål.docx
@@ -1733,7 +1733,7 @@
     <w:r>
       <w:tab/>
       <w:tab/>
-      <w:t>2026-07-21</w:t>
+      <w:t>2026-07-22</w:t>
       <w:br/>
       <w:br/>
     </w:r>

--- a/klagomål/A 26552-2026 FSC-klagomål.docx
+++ b/klagomål/A 26552-2026 FSC-klagomål.docx
@@ -1733,7 +1733,7 @@
     <w:r>
       <w:tab/>
       <w:tab/>
-      <w:t>2026-07-22</w:t>
+      <w:t>2026-07-23</w:t>
       <w:br/>
       <w:br/>
     </w:r>

--- a/klagomål/A 26552-2026 FSC-klagomål.docx
+++ b/klagomål/A 26552-2026 FSC-klagomål.docx
@@ -1733,7 +1733,7 @@
     <w:r>
       <w:tab/>
       <w:tab/>
-      <w:t>2026-07-23</w:t>
+      <w:t>2026-07-24</w:t>
       <w:br/>
       <w:br/>
     </w:r>

--- a/klagomål/A 26552-2026 FSC-klagomål.docx
+++ b/klagomål/A 26552-2026 FSC-klagomål.docx
@@ -1733,7 +1733,7 @@
     <w:r>
       <w:tab/>
       <w:tab/>
-      <w:t>2026-07-24</w:t>
+      <w:t>2026-07-25</w:t>
       <w:br/>
       <w:br/>
     </w:r>

--- a/klagomål/A 26552-2026 FSC-klagomål.docx
+++ b/klagomål/A 26552-2026 FSC-klagomål.docx
@@ -1733,7 +1733,7 @@
     <w:r>
       <w:tab/>
       <w:tab/>
-      <w:t>2026-07-25</w:t>
+      <w:t>2026-07-26</w:t>
       <w:br/>
       <w:br/>
     </w:r>

--- a/klagomål/A 26552-2026 FSC-klagomål.docx
+++ b/klagomål/A 26552-2026 FSC-klagomål.docx
@@ -1733,7 +1733,7 @@
     <w:r>
       <w:tab/>
       <w:tab/>
-      <w:t>2026-07-26</w:t>
+      <w:t>2026-07-27</w:t>
       <w:br/>
       <w:br/>
     </w:r>

--- a/klagomål/A 26552-2026 FSC-klagomål.docx
+++ b/klagomål/A 26552-2026 FSC-klagomål.docx
@@ -1733,7 +1733,7 @@
     <w:r>
       <w:tab/>
       <w:tab/>
-      <w:t>2026-07-27</w:t>
+      <w:t>2026-07-28</w:t>
       <w:br/>
       <w:br/>
     </w:r>

--- a/klagomål/A 26552-2026 FSC-klagomål.docx
+++ b/klagomål/A 26552-2026 FSC-klagomål.docx
@@ -1733,7 +1733,7 @@
     <w:r>
       <w:tab/>
       <w:tab/>
-      <w:t>2026-07-28</w:t>
+      <w:t>2026-07-29</w:t>
       <w:br/>
       <w:br/>
     </w:r>

--- a/klagomål/A 26552-2026 FSC-klagomål.docx
+++ b/klagomål/A 26552-2026 FSC-klagomål.docx
@@ -1733,7 +1733,7 @@
     <w:r>
       <w:tab/>
       <w:tab/>
-      <w:t>2026-07-29</w:t>
+      <w:t>2026-07-30</w:t>
       <w:br/>
       <w:br/>
     </w:r>

--- a/klagomål/A 26552-2026 FSC-klagomål.docx
+++ b/klagomål/A 26552-2026 FSC-klagomål.docx
@@ -1733,7 +1733,7 @@
     <w:r>
       <w:tab/>
       <w:tab/>
-      <w:t>2026-07-30</w:t>
+      <w:t>2026-07-31</w:t>
       <w:br/>
       <w:br/>
     </w:r>

--- a/klagomål/A 26552-2026 FSC-klagomål.docx
+++ b/klagomål/A 26552-2026 FSC-klagomål.docx
@@ -1733,7 +1733,7 @@
     <w:r>
       <w:tab/>
       <w:tab/>
-      <w:t>2026-07-31</w:t>
+      <w:t>2026-08-01</w:t>
       <w:br/>
       <w:br/>
     </w:r>

--- a/klagomål/A 26552-2026 FSC-klagomål.docx
+++ b/klagomål/A 26552-2026 FSC-klagomål.docx
@@ -1733,7 +1733,7 @@
     <w:r>
       <w:tab/>
       <w:tab/>
-      <w:t>2026-08-01</w:t>
+      <w:t>2026-08-02</w:t>
       <w:br/>
       <w:br/>
     </w:r>

--- a/klagomål/A 26552-2026 FSC-klagomål.docx
+++ b/klagomål/A 26552-2026 FSC-klagomål.docx
@@ -1733,7 +1733,7 @@
     <w:r>
       <w:tab/>
       <w:tab/>
-      <w:t>2026-08-02</w:t>
+      <w:t>2026-08-03</w:t>
       <w:br/>
       <w:br/>
     </w:r>

--- a/klagomål/A 26552-2026 FSC-klagomål.docx
+++ b/klagomål/A 26552-2026 FSC-klagomål.docx
@@ -1733,7 +1733,7 @@
     <w:r>
       <w:tab/>
       <w:tab/>
-      <w:t>2026-08-03</w:t>
+      <w:t>2026-08-05</w:t>
       <w:br/>
       <w:br/>
     </w:r>

--- a/klagomål/A 26552-2026 FSC-klagomål.docx
+++ b/klagomål/A 26552-2026 FSC-klagomål.docx
@@ -1733,7 +1733,7 @@
     <w:r>
       <w:tab/>
       <w:tab/>
-      <w:t>2026-08-05</w:t>
+      <w:t>2026-08-07</w:t>
       <w:br/>
       <w:br/>
     </w:r>

--- a/klagomål/A 26552-2026 FSC-klagomål.docx
+++ b/klagomål/A 26552-2026 FSC-klagomål.docx
@@ -1733,7 +1733,7 @@
     <w:r>
       <w:tab/>
       <w:tab/>
-      <w:t>2026-08-07</w:t>
+      <w:t>2026-08-08</w:t>
       <w:br/>
       <w:br/>
     </w:r>

--- a/klagomål/A 26552-2026 FSC-klagomål.docx
+++ b/klagomål/A 26552-2026 FSC-klagomål.docx
@@ -216,7 +216,7 @@
         <w:spacing w:after="240"/>
       </w:pPr>
       <w:r>
-        <w:t>Figur 1. Fyndplatser för naturvårdsarter i och inom 20 meter från avverkningsanmälan. Markörer utan svart kant är placerade på fyndplatsen. Markörer med svart kant är placerade vid sidan av fyndplatsen har ett svart streck som visar fyndplatsens exakta position. Kartans mittpunktskoordinat är N 6695860, E 668521 i SWEREF 99 TM.</w:t>
+        <w:t>Figur 1. Fyndplatser för naturvårdsarter i och inom 20 meter från avverkningsanmälan. Markörer utan svart kant är placerade på fyndplatsen. Markörer med svart kant är placerade vid sidan av fyndplatsen och har ett svart streck som visar fyndplatsens exakta position. Kartans mittpunktskoordinat är N 6695860, E 668521 i SWEREF 99 TM.</w:t>
       </w:r>
     </w:p>
     <w:p>
@@ -1733,7 +1733,7 @@
     <w:r>
       <w:tab/>
       <w:tab/>
-      <w:t>2026-08-14</w:t>
+      <w:t>2026-08-15</w:t>
       <w:br/>
       <w:br/>
     </w:r>

--- a/klagomål/A 26552-2026 FSC-klagomål.docx
+++ b/klagomål/A 26552-2026 FSC-klagomål.docx
@@ -1733,7 +1733,7 @@
     <w:r>
       <w:tab/>
       <w:tab/>
-      <w:t>2026-08-15</w:t>
+      <w:t>2026-08-16</w:t>
       <w:br/>
       <w:br/>
     </w:r>

--- a/klagomål/A 26552-2026 FSC-klagomål.docx
+++ b/klagomål/A 26552-2026 FSC-klagomål.docx
@@ -1733,7 +1733,7 @@
     <w:r>
       <w:tab/>
       <w:tab/>
-      <w:t>2026-08-16</w:t>
+      <w:t>2026-08-17</w:t>
       <w:br/>
       <w:br/>
     </w:r>

--- a/klagomål/A 26552-2026 FSC-klagomål.docx
+++ b/klagomål/A 26552-2026 FSC-klagomål.docx
@@ -1733,7 +1733,7 @@
     <w:r>
       <w:tab/>
       <w:tab/>
-      <w:t>2026-08-17</w:t>
+      <w:t>2026-08-18</w:t>
       <w:br/>
       <w:br/>
     </w:r>

--- a/klagomål/A 26552-2026 FSC-klagomål.docx
+++ b/klagomål/A 26552-2026 FSC-klagomål.docx
@@ -1733,7 +1733,7 @@
     <w:r>
       <w:tab/>
       <w:tab/>
-      <w:t>2026-08-18</w:t>
+      <w:t>2026-08-19</w:t>
       <w:br/>
       <w:br/>
     </w:r>

--- a/klagomål/A 26552-2026 FSC-klagomål.docx
+++ b/klagomål/A 26552-2026 FSC-klagomål.docx
@@ -1733,7 +1733,7 @@
     <w:r>
       <w:tab/>
       <w:tab/>
-      <w:t>2026-08-19</w:t>
+      <w:t>2026-08-20</w:t>
       <w:br/>
       <w:br/>
     </w:r>

--- a/klagomål/A 26552-2026 FSC-klagomål.docx
+++ b/klagomål/A 26552-2026 FSC-klagomål.docx
@@ -1733,7 +1733,7 @@
     <w:r>
       <w:tab/>
       <w:tab/>
-      <w:t>2026-08-20</w:t>
+      <w:t>2026-08-21</w:t>
       <w:br/>
       <w:br/>
     </w:r>

--- a/klagomål/A 26552-2026 FSC-klagomål.docx
+++ b/klagomål/A 26552-2026 FSC-klagomål.docx
@@ -1733,7 +1733,7 @@
     <w:r>
       <w:tab/>
       <w:tab/>
-      <w:t>2026-08-21</w:t>
+      <w:t>2026-08-22</w:t>
       <w:br/>
       <w:br/>
     </w:r>

--- a/klagomål/A 26552-2026 FSC-klagomål.docx
+++ b/klagomål/A 26552-2026 FSC-klagomål.docx
@@ -1733,7 +1733,7 @@
     <w:r>
       <w:tab/>
       <w:tab/>
-      <w:t>2026-08-22</w:t>
+      <w:t>2026-08-23</w:t>
       <w:br/>
       <w:br/>
     </w:r>

--- a/klagomål/A 26552-2026 FSC-klagomål.docx
+++ b/klagomål/A 26552-2026 FSC-klagomål.docx
@@ -1733,7 +1733,7 @@
     <w:r>
       <w:tab/>
       <w:tab/>
-      <w:t>2026-08-23</w:t>
+      <w:t>2026-08-24</w:t>
       <w:br/>
       <w:br/>
     </w:r>

--- a/klagomål/A 26552-2026 FSC-klagomål.docx
+++ b/klagomål/A 26552-2026 FSC-klagomål.docx
@@ -1733,7 +1733,7 @@
     <w:r>
       <w:tab/>
       <w:tab/>
-      <w:t>2026-08-24</w:t>
+      <w:t>2026-08-25</w:t>
       <w:br/>
       <w:br/>
     </w:r>

--- a/klagomål/A 26552-2026 FSC-klagomål.docx
+++ b/klagomål/A 26552-2026 FSC-klagomål.docx
@@ -1733,7 +1733,7 @@
     <w:r>
       <w:tab/>
       <w:tab/>
-      <w:t>2026-08-25</w:t>
+      <w:t>2026-08-26</w:t>
       <w:br/>
       <w:br/>
     </w:r>

--- a/klagomål/A 26552-2026 FSC-klagomål.docx
+++ b/klagomål/A 26552-2026 FSC-klagomål.docx
@@ -1733,7 +1733,7 @@
     <w:r>
       <w:tab/>
       <w:tab/>
-      <w:t>2026-08-26</w:t>
+      <w:t>2026-08-27</w:t>
       <w:br/>
       <w:br/>
     </w:r>

--- a/klagomål/A 26552-2026 FSC-klagomål.docx
+++ b/klagomål/A 26552-2026 FSC-klagomål.docx
@@ -1733,7 +1733,7 @@
     <w:r>
       <w:tab/>
       <w:tab/>
-      <w:t>2026-08-27</w:t>
+      <w:t>2026-08-28</w:t>
       <w:br/>
       <w:br/>
     </w:r>

--- a/klagomål/A 26552-2026 FSC-klagomål.docx
+++ b/klagomål/A 26552-2026 FSC-klagomål.docx
@@ -1733,7 +1733,7 @@
     <w:r>
       <w:tab/>
       <w:tab/>
-      <w:t>2026-08-28</w:t>
+      <w:t>2026-08-29</w:t>
       <w:br/>
       <w:br/>
     </w:r>

--- a/klagomål/A 26552-2026 FSC-klagomål.docx
+++ b/klagomål/A 26552-2026 FSC-klagomål.docx
@@ -1733,7 +1733,7 @@
     <w:r>
       <w:tab/>
       <w:tab/>
-      <w:t>2026-08-29</w:t>
+      <w:t>2026-08-31</w:t>
       <w:br/>
       <w:br/>
     </w:r>

--- a/klagomål/A 26552-2026 FSC-klagomål.docx
+++ b/klagomål/A 26552-2026 FSC-klagomål.docx
@@ -1733,7 +1733,7 @@
     <w:r>
       <w:tab/>
       <w:tab/>
-      <w:t>2026-08-31</w:t>
+      <w:t>2026-09-01</w:t>
       <w:br/>
       <w:br/>
     </w:r>

--- a/klagomål/A 26552-2026 FSC-klagomål.docx
+++ b/klagomål/A 26552-2026 FSC-klagomål.docx
@@ -1733,7 +1733,7 @@
     <w:r>
       <w:tab/>
       <w:tab/>
-      <w:t>2026-09-01</w:t>
+      <w:t>2026-09-02</w:t>
       <w:br/>
       <w:br/>
     </w:r>

--- a/klagomål/A 26552-2026 FSC-klagomål.docx
+++ b/klagomål/A 26552-2026 FSC-klagomål.docx
@@ -1733,7 +1733,7 @@
     <w:r>
       <w:tab/>
       <w:tab/>
-      <w:t>2026-09-02</w:t>
+      <w:t>2026-09-03</w:t>
       <w:br/>
       <w:br/>
     </w:r>

--- a/klagomål/A 26552-2026 FSC-klagomål.docx
+++ b/klagomål/A 26552-2026 FSC-klagomål.docx
@@ -1733,7 +1733,7 @@
     <w:r>
       <w:tab/>
       <w:tab/>
-      <w:t>2026-09-03</w:t>
+      <w:t>2026-09-04</w:t>
       <w:br/>
       <w:br/>
     </w:r>

--- a/klagomål/A 26552-2026 FSC-klagomål.docx
+++ b/klagomål/A 26552-2026 FSC-klagomål.docx
@@ -1733,7 +1733,7 @@
     <w:r>
       <w:tab/>
       <w:tab/>
-      <w:t>2026-09-04</w:t>
+      <w:t>2026-09-05</w:t>
       <w:br/>
       <w:br/>
     </w:r>

--- a/klagomål/A 26552-2026 FSC-klagomål.docx
+++ b/klagomål/A 26552-2026 FSC-klagomål.docx
@@ -1733,7 +1733,7 @@
     <w:r>
       <w:tab/>
       <w:tab/>
-      <w:t>2026-09-05</w:t>
+      <w:t>2026-09-06</w:t>
       <w:br/>
       <w:br/>
     </w:r>

--- a/klagomål/A 26552-2026 FSC-klagomål.docx
+++ b/klagomål/A 26552-2026 FSC-klagomål.docx
@@ -1733,7 +1733,7 @@
     <w:r>
       <w:tab/>
       <w:tab/>
-      <w:t>2026-09-06</w:t>
+      <w:t>2026-09-07</w:t>
       <w:br/>
       <w:br/>
     </w:r>

--- a/klagomål/A 26552-2026 FSC-klagomål.docx
+++ b/klagomål/A 26552-2026 FSC-klagomål.docx
@@ -1733,7 +1733,7 @@
     <w:r>
       <w:tab/>
       <w:tab/>
-      <w:t>2026-09-07</w:t>
+      <w:t>2026-09-08</w:t>
       <w:br/>
       <w:br/>
     </w:r>

--- a/klagomål/A 26552-2026 FSC-klagomål.docx
+++ b/klagomål/A 26552-2026 FSC-klagomål.docx
@@ -1733,7 +1733,7 @@
     <w:r>
       <w:tab/>
       <w:tab/>
-      <w:t>2026-09-08</w:t>
+      <w:t>2026-09-09</w:t>
       <w:br/>
       <w:br/>
     </w:r>

--- a/klagomål/A 26552-2026 FSC-klagomål.docx
+++ b/klagomål/A 26552-2026 FSC-klagomål.docx
@@ -1733,7 +1733,7 @@
     <w:r>
       <w:tab/>
       <w:tab/>
-      <w:t>2026-09-09</w:t>
+      <w:t>2026-09-10</w:t>
       <w:br/>
       <w:br/>
     </w:r>

--- a/klagomål/A 26552-2026 FSC-klagomål.docx
+++ b/klagomål/A 26552-2026 FSC-klagomål.docx
@@ -1733,7 +1733,7 @@
     <w:r>
       <w:tab/>
       <w:tab/>
-      <w:t>2026-09-10</w:t>
+      <w:t>2026-09-11</w:t>
       <w:br/>
       <w:br/>
     </w:r>

--- a/klagomål/A 26552-2026 FSC-klagomål.docx
+++ b/klagomål/A 26552-2026 FSC-klagomål.docx
@@ -1733,7 +1733,7 @@
     <w:r>
       <w:tab/>
       <w:tab/>
-      <w:t>2026-09-11</w:t>
+      <w:t>2026-09-12</w:t>
       <w:br/>
       <w:br/>
     </w:r>
